--- a/book/2-template-search.docx
+++ b/book/2-template-search.docx
@@ -1,6 +1,6 @@
 
 <file path=word/document.xml><?xml version="1.0" encoding="utf-8"?>
-<w:document xmlns:wpc="http://schemas.microsoft.com/office/word/2010/wordprocessingCanvas" xmlns:cx="http://schemas.microsoft.com/office/drawing/2014/chartex" xmlns:cx1="http://schemas.microsoft.com/office/drawing/2015/9/8/chartex" xmlns:cx2="http://schemas.microsoft.com/office/drawing/2015/10/21/chartex" xmlns:cx3="http://schemas.microsoft.com/office/drawing/2016/5/9/chartex" xmlns:cx4="http://schemas.microsoft.com/office/drawing/2016/5/10/chartex" xmlns:cx5="http://schemas.microsoft.com/office/drawing/2016/5/11/chartex" xmlns:cx6="http://schemas.microsoft.com/office/drawing/2016/5/12/chartex" xmlns:cx7="http://schemas.microsoft.com/office/drawing/2016/5/13/chartex" xmlns:cx8="http://schemas.microsoft.com/office/drawing/2016/5/14/chartex" xmlns:mc="http://schemas.openxmlformats.org/markup-compatibility/2006" xmlns:aink="http://schemas.microsoft.com/office/drawing/2016/ink" xmlns:am3d="http://schemas.microsoft.com/office/drawing/2017/model3d" xmlns:o="urn:schemas-microsoft-com:office:office" xmlns:oel="http://schemas.microsoft.com/office/2019/extlst" xmlns:r="http://schemas.openxmlformats.org/officeDocument/2006/relationships" xmlns:m="http://schemas.openxmlformats.org/officeDocument/2006/math" xmlns:v="urn:schemas-microsoft-com:vml" xmlns:wp14="http://schemas.microsoft.com/office/word/2010/wordprocessingDrawing" xmlns:wp="http://schemas.openxmlformats.org/drawingml/2006/wordprocessingDrawing" xmlns:w10="urn:schemas-microsoft-com:office:word" xmlns:w="http://schemas.openxmlformats.org/wordprocessingml/2006/main" xmlns:w14="http://schemas.microsoft.com/office/word/2010/wordml" xmlns:w15="http://schemas.microsoft.com/office/word/2012/wordml" xmlns:w16cei="http://schemas.microsoft.com/office/word/2026/wordml/cei" xmlns:w16cex="http://schemas.microsoft.com/office/word/2018/wordml/cex" xmlns:w16cid="http://schemas.microsoft.com/office/word/2016/wordml/cid" xmlns:w16="http://schemas.microsoft.com/office/word/2018/wordml" xmlns:w16du="http://schemas.microsoft.com/office/word/2023/wordml/word16du" xmlns:w16sdtdh="http://schemas.microsoft.com/office/word/2020/wordml/sdtdatahash" xmlns:w16sdtfl="http://schemas.microsoft.com/office/word/2024/wordml/sdtformatlock" xmlns:w16se="http://schemas.microsoft.com/office/word/2015/wordml/symex" xmlns:wpg="http://schemas.microsoft.com/office/word/2010/wordprocessingGroup" xmlns:wpi="http://schemas.microsoft.com/office/word/2010/wordprocessingInk" xmlns:wne="http://schemas.microsoft.com/office/word/2006/wordml" xmlns:wps="http://schemas.microsoft.com/office/word/2010/wordprocessingShape" mc:Ignorable="w14 w15 w16se w16cid w16 w16cex w16sdtdh w16sdtfl w16du wp14">
+<w:document xmlns:wpc="http://schemas.microsoft.com/office/word/2010/wordprocessingCanvas" xmlns:cx="http://schemas.microsoft.com/office/drawing/2014/chartex" xmlns:cx1="http://schemas.microsoft.com/office/drawing/2015/9/8/chartex" xmlns:cx2="http://schemas.microsoft.com/office/drawing/2015/10/21/chartex" xmlns:cx3="http://schemas.microsoft.com/office/drawing/2016/5/9/chartex" xmlns:cx4="http://schemas.microsoft.com/office/drawing/2016/5/10/chartex" xmlns:cx5="http://schemas.microsoft.com/office/drawing/2016/5/11/chartex" xmlns:cx6="http://schemas.microsoft.com/office/drawing/2016/5/12/chartex" xmlns:cx7="http://schemas.microsoft.com/office/drawing/2016/5/13/chartex" xmlns:cx8="http://schemas.microsoft.com/office/drawing/2016/5/14/chartex" xmlns:mc="http://schemas.openxmlformats.org/markup-compatibility/2006" xmlns:aink="http://schemas.microsoft.com/office/drawing/2016/ink" xmlns:am3d="http://schemas.microsoft.com/office/drawing/2017/model3d" xmlns:o="urn:schemas-microsoft-com:office:office" xmlns:oel="http://schemas.microsoft.com/office/2019/extlst" xmlns:r="http://schemas.openxmlformats.org/officeDocument/2006/relationships" xmlns:m="http://schemas.openxmlformats.org/officeDocument/2006/math" xmlns:v="urn:schemas-microsoft-com:vml" xmlns:wp14="http://schemas.microsoft.com/office/word/2010/wordprocessingDrawing" xmlns:wp="http://schemas.openxmlformats.org/drawingml/2006/wordprocessingDrawing" xmlns:w10="urn:schemas-microsoft-com:office:word" xmlns:w="http://schemas.openxmlformats.org/wordprocessingml/2006/main" xmlns:w14="http://schemas.microsoft.com/office/word/2010/wordml" xmlns:w15="http://schemas.microsoft.com/office/word/2012/wordml" xmlns:w16cex="http://schemas.microsoft.com/office/word/2018/wordml/cex" xmlns:w16cid="http://schemas.microsoft.com/office/word/2016/wordml/cid" xmlns:w16="http://schemas.microsoft.com/office/word/2018/wordml" xmlns:w16du="http://schemas.microsoft.com/office/word/2023/wordml/word16du" xmlns:w16sdtdh="http://schemas.microsoft.com/office/word/2020/wordml/sdtdatahash" xmlns:w16sdtfl="http://schemas.microsoft.com/office/word/2024/wordml/sdtformatlock" xmlns:w16se="http://schemas.microsoft.com/office/word/2015/wordml/symex" xmlns:wpg="http://schemas.microsoft.com/office/word/2010/wordprocessingGroup" xmlns:wpi="http://schemas.microsoft.com/office/word/2010/wordprocessingInk" xmlns:wne="http://schemas.microsoft.com/office/word/2006/wordml" xmlns:wps="http://schemas.microsoft.com/office/word/2010/wordprocessingShape" mc:Ignorable="w14 w15 w16se w16cid w16 w16cex w16sdtdh w16sdtfl w16du wp14">
   <w:body>
     <w:p>
       <w:pPr>
@@ -26,7 +26,35 @@
         <w:rPr>
           <w:lang w:val="en-US"/>
         </w:rPr>
-        <w:t xml:space="preserve">Related to Chapter 2 of the thesis guide. You can use this template to support you as </w:t>
+        <w:t xml:space="preserve">Related to </w:t>
+      </w:r>
+      <w:hyperlink r:id="rId8" w:history="1">
+        <w:r>
+          <w:rPr>
+            <w:rStyle w:val="Hyperlink"/>
+            <w:lang w:val="en-US"/>
+          </w:rPr>
+          <w:t>Chapter 2 of the thesis guide</w:t>
+        </w:r>
+      </w:hyperlink>
+      <w:r>
+        <w:rPr>
+          <w:lang w:val="en-US"/>
+        </w:rPr>
+        <w:t xml:space="preserve">. </w:t>
+      </w:r>
+    </w:p>
+    <w:p>
+      <w:pPr>
+        <w:rPr>
+          <w:lang w:val="en-US"/>
+        </w:rPr>
+      </w:pPr>
+      <w:r>
+        <w:rPr>
+          <w:lang w:val="en-US"/>
+        </w:rPr>
+        <w:t xml:space="preserve">You can use this template to support you as </w:t>
       </w:r>
       <w:r>
         <w:rPr>
@@ -59,15 +87,123 @@
           <w:lang w:val="en-US"/>
         </w:rPr>
       </w:pPr>
-      <w:r>
-        <w:rPr>
-          <w:b/>
-          <w:bCs/>
-        </w:rPr>
-        <w:t>Date</w:t>
-      </w:r>
-      <w:r>
-        <w:t>: </w:t>
+    </w:p>
+    <w:tbl>
+      <w:tblPr>
+        <w:tblStyle w:val="TableGrid"/>
+        <w:tblW w:w="0" w:type="auto"/>
+        <w:tblLook w:val="04A0" w:firstRow="1" w:lastRow="0" w:firstColumn="1" w:lastColumn="0" w:noHBand="0" w:noVBand="1"/>
+      </w:tblPr>
+      <w:tblGrid>
+        <w:gridCol w:w="2547"/>
+        <w:gridCol w:w="6469"/>
+      </w:tblGrid>
+      <w:tr>
+        <w:trPr>
+          <w:trHeight w:val="520"/>
+        </w:trPr>
+        <w:tc>
+          <w:tcPr>
+            <w:tcW w:w="2547" w:type="dxa"/>
+          </w:tcPr>
+          <w:p>
+            <w:pPr>
+              <w:rPr>
+                <w:b/>
+                <w:bCs/>
+              </w:rPr>
+            </w:pPr>
+            <w:r>
+              <w:rPr>
+                <w:b/>
+                <w:bCs/>
+              </w:rPr>
+              <w:t>Date</w:t>
+            </w:r>
+          </w:p>
+        </w:tc>
+        <w:tc>
+          <w:tcPr>
+            <w:tcW w:w="6469" w:type="dxa"/>
+          </w:tcPr>
+          <w:p>
+            <w:pPr>
+              <w:rPr>
+                <w:b/>
+                <w:bCs/>
+              </w:rPr>
+            </w:pPr>
+          </w:p>
+        </w:tc>
+      </w:tr>
+      <w:tr>
+        <w:trPr>
+          <w:trHeight w:val="1123"/>
+        </w:trPr>
+        <w:tc>
+          <w:tcPr>
+            <w:tcW w:w="2547" w:type="dxa"/>
+          </w:tcPr>
+          <w:p>
+            <w:pPr>
+              <w:rPr>
+                <w:lang w:val="en-US"/>
+              </w:rPr>
+            </w:pPr>
+            <w:r>
+              <w:rPr>
+                <w:b/>
+                <w:bCs/>
+              </w:rPr>
+              <w:t>Main information search question</w:t>
+            </w:r>
+          </w:p>
+          <w:p>
+            <w:pPr>
+              <w:rPr>
+                <w:b/>
+                <w:bCs/>
+              </w:rPr>
+            </w:pPr>
+          </w:p>
+        </w:tc>
+        <w:tc>
+          <w:tcPr>
+            <w:tcW w:w="6469" w:type="dxa"/>
+          </w:tcPr>
+          <w:p>
+            <w:pPr>
+              <w:rPr>
+                <w:b/>
+                <w:bCs/>
+              </w:rPr>
+            </w:pPr>
+          </w:p>
+        </w:tc>
+      </w:tr>
+    </w:tbl>
+    <w:p>
+      <w:pPr>
+        <w:rPr>
+          <w:lang w:val="en-US"/>
+        </w:rPr>
+      </w:pPr>
+    </w:p>
+    <w:p>
+      <w:pPr>
+        <w:pStyle w:val="Heading1"/>
+        <w:rPr>
+          <w:lang w:val="en-US"/>
+        </w:rPr>
+      </w:pPr>
+      <w:r>
+        <w:t>2a</w:t>
+      </w:r>
+      <w:r>
+        <w:t>.</w:t>
+      </w:r>
+      <w:r>
+        <w:t> Select an Information Source</w:t>
       </w:r>
       <w:r>
         <w:rPr>
@@ -84,86 +220,45 @@
       </w:pPr>
       <w:r>
         <w:rPr>
-          <w:b/>
-          <w:bCs/>
-        </w:rPr>
-        <w:t>Main information search question:</w:t>
-      </w:r>
-      <w:r>
-        <w:rPr>
-          <w:lang w:val="en-US"/>
-        </w:rPr>
-        <w:t> </w:t>
-      </w:r>
-    </w:p>
-    <w:p>
-      <w:pPr>
-        <w:rPr>
-          <w:lang w:val="en-US"/>
-        </w:rPr>
-      </w:pPr>
-    </w:p>
-    <w:p>
-      <w:pPr>
-        <w:pStyle w:val="Heading1"/>
-        <w:rPr>
-          <w:lang w:val="en-US"/>
-        </w:rPr>
-      </w:pPr>
-      <w:r>
-        <w:t>2a</w:t>
-      </w:r>
-      <w:r>
-        <w:t>.</w:t>
-      </w:r>
-      <w:r>
-        <w:t> Select an Information Source</w:t>
-      </w:r>
-      <w:r>
-        <w:rPr>
-          <w:lang w:val="en-US"/>
-        </w:rPr>
-        <w:t> </w:t>
-      </w:r>
-    </w:p>
-    <w:p>
-      <w:pPr>
-        <w:rPr>
-          <w:lang w:val="en-US"/>
-        </w:rPr>
-      </w:pPr>
-      <w:r>
-        <w:t>Please consult the library website for discipline-related sources and select the initial and follow-up databases you want to use for your research: </w:t>
-      </w:r>
-      <w:hyperlink r:id="rId8" w:tgtFrame="_blank" w:history="1">
+          <w:lang w:val="en-US"/>
+        </w:rPr>
+        <w:t xml:space="preserve">Related to </w:t>
+      </w:r>
+      <w:hyperlink r:id="rId9" w:history="1">
+        <w:r>
+          <w:rPr>
+            <w:rStyle w:val="Hyperlink"/>
+            <w:lang w:val="en-US"/>
+          </w:rPr>
+          <w:t>Chapter 2a of the thesis guide</w:t>
+        </w:r>
+      </w:hyperlink>
+      <w:r>
+        <w:rPr>
+          <w:lang w:val="en-US"/>
+        </w:rPr>
+        <w:t xml:space="preserve">. </w:t>
+      </w:r>
+    </w:p>
+    <w:p>
+      <w:pPr>
+        <w:rPr>
+          <w:lang w:val="en-US"/>
+        </w:rPr>
+      </w:pPr>
+      <w:r>
+        <w:t xml:space="preserve">Please consult the </w:t>
+      </w:r>
+      <w:hyperlink r:id="rId10" w:history="1">
         <w:r>
           <w:rPr>
             <w:rStyle w:val="Hyperlink"/>
           </w:rPr>
-          <w:t>https://databases.tudl.tudelft.nl</w:t>
+          <w:t>library website</w:t>
         </w:r>
       </w:hyperlink>
       <w:r>
-        <w:t> </w:t>
-      </w:r>
-      <w:r>
-        <w:rPr>
-          <w:lang w:val="en-US"/>
-        </w:rPr>
-        <w:t> </w:t>
-      </w:r>
-    </w:p>
-    <w:p>
-      <w:pPr>
-        <w:rPr>
-          <w:lang w:val="en-US"/>
-        </w:rPr>
-      </w:pPr>
-      <w:r>
-        <w:rPr>
-          <w:lang w:val="en-US"/>
-        </w:rPr>
-        <w:t> </w:t>
+        <w:t xml:space="preserve"> for discipline-related sources and select the initial and follow-up databases you want to use for your research: </w:t>
       </w:r>
     </w:p>
     <w:tbl>
@@ -431,131 +526,9 @@
           </w:p>
         </w:tc>
       </w:tr>
-    </w:tbl>
-    <w:p>
-      <w:pPr>
-        <w:rPr>
-          <w:lang w:val="en-US"/>
-        </w:rPr>
-      </w:pPr>
-      <w:r>
-        <w:rPr>
-          <w:lang w:val="en-US"/>
-        </w:rPr>
-        <w:t> </w:t>
-      </w:r>
-    </w:p>
-    <w:tbl>
-      <w:tblPr>
-        <w:tblW w:w="0" w:type="dxa"/>
-        <w:tblBorders>
-          <w:top w:val="outset" w:sz="6" w:space="0" w:color="auto"/>
-          <w:left w:val="outset" w:sz="6" w:space="0" w:color="auto"/>
-          <w:bottom w:val="outset" w:sz="6" w:space="0" w:color="auto"/>
-          <w:right w:val="outset" w:sz="6" w:space="0" w:color="auto"/>
-        </w:tblBorders>
-        <w:tblCellMar>
-          <w:left w:w="0" w:type="dxa"/>
-          <w:right w:w="0" w:type="dxa"/>
-        </w:tblCellMar>
-        <w:tblLook w:val="04A0" w:firstRow="1" w:lastRow="0" w:firstColumn="1" w:lastColumn="0" w:noHBand="0" w:noVBand="1"/>
-        <w:tblCaption w:val="Information source table 2"/>
-      </w:tblPr>
-      <w:tblGrid>
-        <w:gridCol w:w="5147"/>
-        <w:gridCol w:w="3863"/>
-      </w:tblGrid>
       <w:tr>
         <w:trPr>
-          <w:trHeight w:val="270"/>
-        </w:trPr>
-        <w:tc>
-          <w:tcPr>
-            <w:tcW w:w="5235" w:type="dxa"/>
-            <w:tcBorders>
-              <w:top w:val="single" w:sz="6" w:space="0" w:color="000000"/>
-              <w:left w:val="single" w:sz="6" w:space="0" w:color="000000"/>
-              <w:bottom w:val="single" w:sz="6" w:space="0" w:color="000000"/>
-              <w:right w:val="single" w:sz="6" w:space="0" w:color="000000"/>
-            </w:tcBorders>
-            <w:shd w:val="clear" w:color="auto" w:fill="B8CCE4"/>
-            <w:vAlign w:val="center"/>
-            <w:hideMark/>
-          </w:tcPr>
-          <w:p>
-            <w:pPr>
-              <w:rPr>
-                <w:lang w:val="en-US"/>
-              </w:rPr>
-            </w:pPr>
-            <w:r>
-              <w:rPr>
-                <w:b/>
-                <w:bCs/>
-                <w:lang w:val="en-US"/>
-              </w:rPr>
-              <w:t>After this initial search I will use the following information sources</w:t>
-            </w:r>
-            <w:r>
-              <w:rPr>
-                <w:lang w:val="en-US"/>
-              </w:rPr>
-              <w:t> </w:t>
-            </w:r>
-          </w:p>
-        </w:tc>
-        <w:tc>
-          <w:tcPr>
-            <w:tcW w:w="3930" w:type="dxa"/>
-            <w:tcBorders>
-              <w:top w:val="single" w:sz="6" w:space="0" w:color="000000"/>
-              <w:left w:val="single" w:sz="6" w:space="0" w:color="000000"/>
-              <w:bottom w:val="single" w:sz="6" w:space="0" w:color="000000"/>
-              <w:right w:val="single" w:sz="6" w:space="0" w:color="000000"/>
-            </w:tcBorders>
-            <w:shd w:val="clear" w:color="auto" w:fill="B8CCE4"/>
-            <w:vAlign w:val="center"/>
-            <w:hideMark/>
-          </w:tcPr>
-          <w:p>
-            <w:pPr>
-              <w:rPr>
-                <w:lang w:val="en-US"/>
-              </w:rPr>
-            </w:pPr>
-            <w:r>
-              <w:rPr>
-                <w:b/>
-                <w:bCs/>
-                <w:lang w:val="en-US"/>
-              </w:rPr>
-              <w:t>For which document type? </w:t>
-            </w:r>
-            <w:r>
-              <w:rPr>
-                <w:lang w:val="en-US"/>
-              </w:rPr>
-              <w:t> </w:t>
-            </w:r>
-          </w:p>
-          <w:p>
-            <w:pPr>
-              <w:rPr>
-                <w:lang w:val="en-US"/>
-              </w:rPr>
-            </w:pPr>
-            <w:r>
-              <w:rPr>
-                <w:lang w:val="en-US"/>
-              </w:rPr>
-              <w:t>(e.g. Articles, patents, books) </w:t>
-            </w:r>
-          </w:p>
-        </w:tc>
-      </w:tr>
-      <w:tr>
-        <w:trPr>
-          <w:trHeight w:val="1162"/>
+          <w:trHeight w:val="1360"/>
         </w:trPr>
         <w:tc>
           <w:tcPr>
@@ -568,24 +541,17 @@
             </w:tcBorders>
             <w:shd w:val="clear" w:color="auto" w:fill="FFFFFF"/>
             <w:vAlign w:val="center"/>
-            <w:hideMark/>
           </w:tcPr>
           <w:p>
             <w:pPr>
               <w:numPr>
                 <w:ilvl w:val="0"/>
-                <w:numId w:val="2"/>
+                <w:numId w:val="1"/>
               </w:numPr>
               <w:rPr>
                 <w:lang w:val="en-US"/>
               </w:rPr>
             </w:pPr>
-            <w:r>
-              <w:rPr>
-                <w:lang w:val="en-US"/>
-              </w:rPr>
-              <w:t> </w:t>
-            </w:r>
           </w:p>
         </w:tc>
         <w:tc>
@@ -599,7 +565,6 @@
             </w:tcBorders>
             <w:shd w:val="clear" w:color="auto" w:fill="FFFFFF"/>
             <w:vAlign w:val="center"/>
-            <w:hideMark/>
           </w:tcPr>
           <w:p>
             <w:pPr>
@@ -607,44 +572,12 @@
                 <w:lang w:val="en-US"/>
               </w:rPr>
             </w:pPr>
-            <w:r>
-              <w:rPr>
-                <w:lang w:val="en-US"/>
-              </w:rPr>
-              <w:t> </w:t>
-            </w:r>
-          </w:p>
-          <w:p>
-            <w:pPr>
-              <w:rPr>
-                <w:lang w:val="en-US"/>
-              </w:rPr>
-            </w:pPr>
-            <w:r>
-              <w:rPr>
-                <w:lang w:val="en-US"/>
-              </w:rPr>
-              <w:t> </w:t>
-            </w:r>
-          </w:p>
-          <w:p>
-            <w:pPr>
-              <w:rPr>
-                <w:lang w:val="en-US"/>
-              </w:rPr>
-            </w:pPr>
-            <w:r>
-              <w:rPr>
-                <w:lang w:val="en-US"/>
-              </w:rPr>
-              <w:t> </w:t>
-            </w:r>
           </w:p>
         </w:tc>
       </w:tr>
       <w:tr>
         <w:trPr>
-          <w:trHeight w:val="270"/>
+          <w:trHeight w:val="1360"/>
         </w:trPr>
         <w:tc>
           <w:tcPr>
@@ -657,24 +590,17 @@
             </w:tcBorders>
             <w:shd w:val="clear" w:color="auto" w:fill="FFFFFF"/>
             <w:vAlign w:val="center"/>
-            <w:hideMark/>
           </w:tcPr>
           <w:p>
             <w:pPr>
               <w:numPr>
                 <w:ilvl w:val="0"/>
-                <w:numId w:val="3"/>
+                <w:numId w:val="1"/>
               </w:numPr>
               <w:rPr>
                 <w:lang w:val="en-US"/>
               </w:rPr>
             </w:pPr>
-            <w:r>
-              <w:rPr>
-                <w:lang w:val="en-US"/>
-              </w:rPr>
-              <w:t> </w:t>
-            </w:r>
           </w:p>
         </w:tc>
         <w:tc>
@@ -688,7 +614,6 @@
             </w:tcBorders>
             <w:shd w:val="clear" w:color="auto" w:fill="FFFFFF"/>
             <w:vAlign w:val="center"/>
-            <w:hideMark/>
           </w:tcPr>
           <w:p>
             <w:pPr>
@@ -696,38 +621,6 @@
                 <w:lang w:val="en-US"/>
               </w:rPr>
             </w:pPr>
-            <w:r>
-              <w:rPr>
-                <w:lang w:val="en-US"/>
-              </w:rPr>
-              <w:t> </w:t>
-            </w:r>
-          </w:p>
-          <w:p>
-            <w:pPr>
-              <w:rPr>
-                <w:lang w:val="en-US"/>
-              </w:rPr>
-            </w:pPr>
-            <w:r>
-              <w:rPr>
-                <w:lang w:val="en-US"/>
-              </w:rPr>
-              <w:t> </w:t>
-            </w:r>
-          </w:p>
-          <w:p>
-            <w:pPr>
-              <w:rPr>
-                <w:lang w:val="en-US"/>
-              </w:rPr>
-            </w:pPr>
-            <w:r>
-              <w:rPr>
-                <w:lang w:val="en-US"/>
-              </w:rPr>
-              <w:t> </w:t>
-            </w:r>
           </w:p>
         </w:tc>
       </w:tr>
@@ -747,6 +640,19 @@
     </w:p>
     <w:p>
       <w:pPr>
+        <w:rPr>
+          <w:lang w:val="en-US"/>
+        </w:rPr>
+      </w:pPr>
+      <w:r>
+        <w:rPr>
+          <w:lang w:val="en-US"/>
+        </w:rPr>
+        <w:br w:type="page"/>
+      </w:r>
+    </w:p>
+    <w:p>
+      <w:pPr>
         <w:pStyle w:val="Heading1"/>
         <w:rPr>
           <w:lang w:val="en-US"/>
@@ -771,6 +677,34 @@
     </w:p>
     <w:p>
       <w:pPr>
+        <w:rPr>
+          <w:lang w:val="en-US"/>
+        </w:rPr>
+      </w:pPr>
+      <w:r>
+        <w:rPr>
+          <w:lang w:val="en-US"/>
+        </w:rPr>
+        <w:t xml:space="preserve">Related to </w:t>
+      </w:r>
+      <w:hyperlink r:id="rId11" w:history="1">
+        <w:r>
+          <w:rPr>
+            <w:rStyle w:val="Hyperlink"/>
+            <w:lang w:val="en-US"/>
+          </w:rPr>
+          <w:t>Chapter 2b of the thesis guide</w:t>
+        </w:r>
+      </w:hyperlink>
+      <w:r>
+        <w:rPr>
+          <w:lang w:val="en-US"/>
+        </w:rPr>
+        <w:t xml:space="preserve">. </w:t>
+      </w:r>
+    </w:p>
+    <w:p>
+      <w:pPr>
         <w:pStyle w:val="Heading2"/>
         <w:rPr>
           <w:lang w:val="en-US"/>
@@ -799,7 +733,28 @@
         <w:t xml:space="preserve">your information search </w:t>
       </w:r>
       <w:r>
-        <w:t>question, A) write down each concept in the search table below and B) write down synonyms and alternative terms for the concept.</w:t>
+        <w:t>question, A) write down each concept in the</w:t>
+      </w:r>
+      <w:r>
+        <w:t xml:space="preserve"> first row of the</w:t>
+      </w:r>
+      <w:r>
+        <w:t xml:space="preserve"> search table below and</w:t>
+      </w:r>
+      <w:r>
+        <w:t xml:space="preserve"> then</w:t>
+      </w:r>
+      <w:r>
+        <w:t xml:space="preserve"> B) write down synonyms and alternative terms for </w:t>
+      </w:r>
+      <w:r>
+        <w:t>each</w:t>
+      </w:r>
+      <w:r>
+        <w:t xml:space="preserve"> </w:t>
+      </w:r>
+      <w:r>
+        <w:t>concept.</w:t>
       </w:r>
       <w:r>
         <w:rPr>
@@ -810,81 +765,56 @@
     </w:p>
     <w:tbl>
       <w:tblPr>
-        <w:tblW w:w="9018" w:type="dxa"/>
-        <w:tblBorders>
-          <w:top w:val="outset" w:sz="6" w:space="0" w:color="auto"/>
-          <w:left w:val="outset" w:sz="6" w:space="0" w:color="auto"/>
-          <w:bottom w:val="outset" w:sz="6" w:space="0" w:color="auto"/>
-          <w:right w:val="outset" w:sz="6" w:space="0" w:color="auto"/>
-        </w:tblBorders>
-        <w:tblCellMar>
-          <w:left w:w="0" w:type="dxa"/>
-          <w:right w:w="0" w:type="dxa"/>
-        </w:tblCellMar>
+        <w:tblStyle w:val="TableGrid"/>
+        <w:tblW w:w="9291" w:type="dxa"/>
         <w:tblLook w:val="04A0" w:firstRow="1" w:lastRow="0" w:firstColumn="1" w:lastColumn="0" w:noHBand="0" w:noVBand="1"/>
-        <w:tblCaption w:val="Concept table"/>
       </w:tblPr>
       <w:tblGrid>
-        <w:gridCol w:w="1701"/>
-        <w:gridCol w:w="1829"/>
-        <w:gridCol w:w="1829"/>
-        <w:gridCol w:w="1829"/>
-        <w:gridCol w:w="1830"/>
+        <w:gridCol w:w="1858"/>
+        <w:gridCol w:w="1858"/>
+        <w:gridCol w:w="1858"/>
+        <w:gridCol w:w="1858"/>
+        <w:gridCol w:w="1859"/>
       </w:tblGrid>
       <w:tr>
         <w:trPr>
-          <w:trHeight w:val="195"/>
+          <w:trHeight w:val="370"/>
         </w:trPr>
         <w:tc>
           <w:tcPr>
-            <w:tcW w:w="1701" w:type="dxa"/>
-            <w:tcBorders>
-              <w:top w:val="nil"/>
-              <w:left w:val="nil"/>
-              <w:bottom w:val="single" w:sz="6" w:space="0" w:color="auto"/>
-              <w:right w:val="single" w:sz="6" w:space="0" w:color="auto"/>
-            </w:tcBorders>
-            <w:shd w:val="clear" w:color="auto" w:fill="FFFFFF"/>
-            <w:hideMark/>
+            <w:tcW w:w="1858" w:type="dxa"/>
+            <w:vMerge w:val="restart"/>
+            <w:shd w:val="clear" w:color="auto" w:fill="A5C9EB" w:themeFill="text2" w:themeFillTint="40"/>
           </w:tcPr>
           <w:p>
             <w:pPr>
               <w:rPr>
-                <w:lang w:val="en-US"/>
+                <w:b/>
+                <w:bCs/>
               </w:rPr>
             </w:pPr>
             <w:r>
               <w:rPr>
-                <w:lang w:val="en-US"/>
-              </w:rPr>
-              <w:t>  </w:t>
+                <w:b/>
+                <w:bCs/>
+              </w:rPr>
+              <w:t>A) Concepts</w:t>
             </w:r>
           </w:p>
         </w:tc>
         <w:tc>
           <w:tcPr>
-            <w:tcW w:w="7317" w:type="dxa"/>
-            <w:gridSpan w:val="4"/>
+            <w:tcW w:w="1858" w:type="dxa"/>
             <w:tcBorders>
-              <w:top w:val="single" w:sz="6" w:space="0" w:color="auto"/>
-              <w:left w:val="single" w:sz="6" w:space="0" w:color="auto"/>
-              <w:bottom w:val="single" w:sz="6" w:space="0" w:color="auto"/>
-              <w:right w:val="single" w:sz="6" w:space="0" w:color="auto"/>
+              <w:bottom w:val="single" w:sz="4" w:space="0" w:color="auto"/>
             </w:tcBorders>
-            <w:shd w:val="clear" w:color="auto" w:fill="B8CCE4"/>
-            <w:hideMark/>
+            <w:shd w:val="clear" w:color="auto" w:fill="A5C9EB" w:themeFill="text2" w:themeFillTint="40"/>
           </w:tcPr>
           <w:p>
             <w:pPr>
-              <w:pStyle w:val="ListParagraph"/>
-              <w:numPr>
-                <w:ilvl w:val="1"/>
-                <w:numId w:val="2"/>
-              </w:numPr>
               <w:rPr>
                 <w:b/>
                 <w:bCs/>
-                <w:lang w:val="nl-NL"/>
               </w:rPr>
             </w:pPr>
             <w:r>
@@ -892,35 +822,103 @@
                 <w:b/>
                 <w:bCs/>
               </w:rPr>
-              <w:t>Concepts: </w:t>
+              <w:t>Concept 1</w:t>
             </w:r>
-            <w:r>
+          </w:p>
+        </w:tc>
+        <w:tc>
+          <w:tcPr>
+            <w:tcW w:w="1858" w:type="dxa"/>
+            <w:tcBorders>
+              <w:bottom w:val="single" w:sz="4" w:space="0" w:color="auto"/>
+            </w:tcBorders>
+            <w:shd w:val="clear" w:color="auto" w:fill="A5C9EB" w:themeFill="text2" w:themeFillTint="40"/>
+          </w:tcPr>
+          <w:p>
+            <w:pPr>
               <w:rPr>
                 <w:b/>
                 <w:bCs/>
-                <w:lang w:val="nl-NL"/>
-              </w:rPr>
-              <w:t> </w:t>
+              </w:rPr>
+            </w:pPr>
+            <w:r>
+              <w:rPr>
+                <w:b/>
+                <w:bCs/>
+              </w:rPr>
+              <w:t>Concept 2</w:t>
+            </w:r>
+          </w:p>
+        </w:tc>
+        <w:tc>
+          <w:tcPr>
+            <w:tcW w:w="1858" w:type="dxa"/>
+            <w:tcBorders>
+              <w:bottom w:val="single" w:sz="4" w:space="0" w:color="auto"/>
+            </w:tcBorders>
+            <w:shd w:val="clear" w:color="auto" w:fill="A5C9EB" w:themeFill="text2" w:themeFillTint="40"/>
+          </w:tcPr>
+          <w:p>
+            <w:pPr>
+              <w:rPr>
+                <w:b/>
+                <w:bCs/>
+              </w:rPr>
+            </w:pPr>
+            <w:r>
+              <w:rPr>
+                <w:b/>
+                <w:bCs/>
+              </w:rPr>
+              <w:t>Concept 3</w:t>
+            </w:r>
+          </w:p>
+        </w:tc>
+        <w:tc>
+          <w:tcPr>
+            <w:tcW w:w="1859" w:type="dxa"/>
+            <w:tcBorders>
+              <w:bottom w:val="single" w:sz="4" w:space="0" w:color="auto"/>
+            </w:tcBorders>
+            <w:shd w:val="clear" w:color="auto" w:fill="A5C9EB" w:themeFill="text2" w:themeFillTint="40"/>
+          </w:tcPr>
+          <w:p>
+            <w:pPr>
+              <w:rPr>
+                <w:b/>
+                <w:bCs/>
+              </w:rPr>
+            </w:pPr>
+            <w:r>
+              <w:rPr>
+                <w:b/>
+                <w:bCs/>
+              </w:rPr>
+              <w:t>Concept 4</w:t>
             </w:r>
           </w:p>
         </w:tc>
       </w:tr>
       <w:tr>
         <w:trPr>
-          <w:trHeight w:val="1713"/>
+          <w:trHeight w:val="185"/>
         </w:trPr>
         <w:tc>
           <w:tcPr>
-            <w:tcW w:w="1701" w:type="dxa"/>
-            <w:vMerge w:val="restart"/>
+            <w:tcW w:w="1858" w:type="dxa"/>
+            <w:vMerge/>
             <w:tcBorders>
-              <w:top w:val="single" w:sz="6" w:space="0" w:color="auto"/>
-              <w:left w:val="single" w:sz="6" w:space="0" w:color="auto"/>
-              <w:bottom w:val="single" w:sz="6" w:space="0" w:color="auto"/>
-              <w:right w:val="single" w:sz="6" w:space="0" w:color="auto"/>
+              <w:bottom w:val="single" w:sz="4" w:space="0" w:color="auto"/>
             </w:tcBorders>
-            <w:shd w:val="clear" w:color="auto" w:fill="B8CCE4"/>
-            <w:hideMark/>
+          </w:tcPr>
+          <w:p/>
+        </w:tc>
+        <w:tc>
+          <w:tcPr>
+            <w:tcW w:w="1858" w:type="dxa"/>
+            <w:tcBorders>
+              <w:bottom w:val="single" w:sz="8" w:space="0" w:color="auto"/>
+            </w:tcBorders>
           </w:tcPr>
           <w:p>
             <w:pPr>
@@ -938,6 +936,14 @@
               </w:rPr>
             </w:pPr>
           </w:p>
+        </w:tc>
+        <w:tc>
+          <w:tcPr>
+            <w:tcW w:w="1858" w:type="dxa"/>
+            <w:tcBorders>
+              <w:bottom w:val="single" w:sz="8" w:space="0" w:color="auto"/>
+            </w:tcBorders>
+          </w:tcPr>
           <w:p>
             <w:pPr>
               <w:rPr>
@@ -946,6 +952,14 @@
               </w:rPr>
             </w:pPr>
           </w:p>
+        </w:tc>
+        <w:tc>
+          <w:tcPr>
+            <w:tcW w:w="1858" w:type="dxa"/>
+            <w:tcBorders>
+              <w:bottom w:val="single" w:sz="8" w:space="0" w:color="auto"/>
+            </w:tcBorders>
+          </w:tcPr>
           <w:p>
             <w:pPr>
               <w:rPr>
@@ -954,6 +968,14 @@
               </w:rPr>
             </w:pPr>
           </w:p>
+        </w:tc>
+        <w:tc>
+          <w:tcPr>
+            <w:tcW w:w="1859" w:type="dxa"/>
+            <w:tcBorders>
+              <w:bottom w:val="single" w:sz="8" w:space="0" w:color="auto"/>
+            </w:tcBorders>
+          </w:tcPr>
           <w:p>
             <w:pPr>
               <w:rPr>
@@ -961,882 +983,189 @@
                 <w:bCs/>
               </w:rPr>
             </w:pPr>
-          </w:p>
-          <w:p>
-            <w:pPr>
-              <w:rPr>
-                <w:b/>
-                <w:bCs/>
-              </w:rPr>
-            </w:pPr>
-          </w:p>
-          <w:p>
-            <w:pPr>
-              <w:rPr>
-                <w:lang w:val="en-US"/>
-              </w:rPr>
-            </w:pPr>
-            <w:r>
-              <w:rPr>
-                <w:b/>
-                <w:bCs/>
-              </w:rPr>
-              <w:t>B) Synonyms and/or related terms:</w:t>
-            </w:r>
-            <w:r>
-              <w:rPr>
-                <w:lang w:val="en-US"/>
-              </w:rPr>
-              <w:t> </w:t>
-            </w:r>
-            <w:r>
-              <w:rPr>
-                <w:lang w:val="en-US"/>
-              </w:rPr>
-              <w:br/>
-              <w:t> </w:t>
-            </w:r>
-          </w:p>
-          <w:p>
-            <w:pPr>
-              <w:rPr>
-                <w:lang w:val="en-US"/>
-              </w:rPr>
-            </w:pPr>
-            <w:r>
-              <w:rPr>
-                <w:lang w:val="en-US"/>
-              </w:rPr>
-              <w:t> </w:t>
-            </w:r>
-          </w:p>
-          <w:p>
-            <w:pPr>
-              <w:rPr>
-                <w:lang w:val="en-US"/>
-              </w:rPr>
-            </w:pPr>
-            <w:r>
-              <w:rPr>
-                <w:lang w:val="en-US"/>
-              </w:rPr>
-              <w:t> </w:t>
-            </w:r>
-          </w:p>
-        </w:tc>
-        <w:tc>
-          <w:tcPr>
-            <w:tcW w:w="1829" w:type="dxa"/>
-            <w:tcBorders>
-              <w:top w:val="single" w:sz="6" w:space="0" w:color="auto"/>
-              <w:left w:val="single" w:sz="6" w:space="0" w:color="auto"/>
-              <w:bottom w:val="single" w:sz="6" w:space="0" w:color="auto"/>
-              <w:right w:val="single" w:sz="6" w:space="0" w:color="auto"/>
-            </w:tcBorders>
-            <w:shd w:val="clear" w:color="auto" w:fill="FFFFFF"/>
-            <w:hideMark/>
-          </w:tcPr>
-          <w:p>
-            <w:pPr>
-              <w:rPr>
-                <w:lang w:val="nl-NL"/>
-              </w:rPr>
-            </w:pPr>
-            <w:r>
-              <w:rPr>
-                <w:i/>
-                <w:iCs/>
-                <w:u w:val="single"/>
-              </w:rPr>
-              <w:t>concept 1:</w:t>
-            </w:r>
-            <w:r>
-              <w:rPr>
-                <w:lang w:val="nl-NL"/>
-              </w:rPr>
-              <w:t> </w:t>
-            </w:r>
-          </w:p>
-          <w:p>
-            <w:pPr>
-              <w:rPr>
-                <w:lang w:val="nl-NL"/>
-              </w:rPr>
-            </w:pPr>
-            <w:r>
-              <w:rPr>
-                <w:lang w:val="nl-NL"/>
-              </w:rPr>
-              <w:t> </w:t>
-            </w:r>
-          </w:p>
-          <w:p>
-            <w:pPr>
-              <w:rPr>
-                <w:lang w:val="nl-NL"/>
-              </w:rPr>
-            </w:pPr>
-            <w:r>
-              <w:rPr>
-                <w:lang w:val="nl-NL"/>
-              </w:rPr>
-              <w:t> </w:t>
-            </w:r>
-          </w:p>
-          <w:p>
-            <w:pPr>
-              <w:rPr>
-                <w:lang w:val="nl-NL"/>
-              </w:rPr>
-            </w:pPr>
-            <w:r>
-              <w:rPr>
-                <w:lang w:val="nl-NL"/>
-              </w:rPr>
-              <w:t> </w:t>
-            </w:r>
-          </w:p>
-        </w:tc>
-        <w:tc>
-          <w:tcPr>
-            <w:tcW w:w="1829" w:type="dxa"/>
-            <w:tcBorders>
-              <w:top w:val="single" w:sz="6" w:space="0" w:color="auto"/>
-              <w:left w:val="single" w:sz="6" w:space="0" w:color="auto"/>
-              <w:bottom w:val="single" w:sz="6" w:space="0" w:color="auto"/>
-              <w:right w:val="single" w:sz="6" w:space="0" w:color="auto"/>
-            </w:tcBorders>
-            <w:shd w:val="clear" w:color="auto" w:fill="FFFFFF"/>
-            <w:hideMark/>
-          </w:tcPr>
-          <w:p>
-            <w:pPr>
-              <w:rPr>
-                <w:lang w:val="nl-NL"/>
-              </w:rPr>
-            </w:pPr>
-            <w:r>
-              <w:rPr>
-                <w:i/>
-                <w:iCs/>
-                <w:u w:val="single"/>
-              </w:rPr>
-              <w:t>concept 2:</w:t>
-            </w:r>
-            <w:r>
-              <w:rPr>
-                <w:lang w:val="nl-NL"/>
-              </w:rPr>
-              <w:t> </w:t>
-            </w:r>
-          </w:p>
-          <w:p>
-            <w:pPr>
-              <w:rPr>
-                <w:lang w:val="nl-NL"/>
-              </w:rPr>
-            </w:pPr>
-            <w:r>
-              <w:rPr>
-                <w:lang w:val="nl-NL"/>
-              </w:rPr>
-              <w:t> </w:t>
-            </w:r>
-          </w:p>
-        </w:tc>
-        <w:tc>
-          <w:tcPr>
-            <w:tcW w:w="1829" w:type="dxa"/>
-            <w:tcBorders>
-              <w:top w:val="single" w:sz="6" w:space="0" w:color="auto"/>
-              <w:left w:val="single" w:sz="6" w:space="0" w:color="auto"/>
-              <w:bottom w:val="single" w:sz="6" w:space="0" w:color="auto"/>
-              <w:right w:val="single" w:sz="6" w:space="0" w:color="auto"/>
-            </w:tcBorders>
-            <w:shd w:val="clear" w:color="auto" w:fill="FFFFFF"/>
-            <w:hideMark/>
-          </w:tcPr>
-          <w:p>
-            <w:pPr>
-              <w:rPr>
-                <w:lang w:val="nl-NL"/>
-              </w:rPr>
-            </w:pPr>
-            <w:r>
-              <w:rPr>
-                <w:i/>
-                <w:iCs/>
-                <w:u w:val="single"/>
-              </w:rPr>
-              <w:t>concept 3:</w:t>
-            </w:r>
-            <w:r>
-              <w:rPr>
-                <w:lang w:val="nl-NL"/>
-              </w:rPr>
-              <w:t> </w:t>
-            </w:r>
-          </w:p>
-          <w:p>
-            <w:pPr>
-              <w:rPr>
-                <w:lang w:val="nl-NL"/>
-              </w:rPr>
-            </w:pPr>
-            <w:r>
-              <w:rPr>
-                <w:lang w:val="nl-NL"/>
-              </w:rPr>
-              <w:t> </w:t>
-            </w:r>
-          </w:p>
-        </w:tc>
-        <w:tc>
-          <w:tcPr>
-            <w:tcW w:w="1830" w:type="dxa"/>
-            <w:tcBorders>
-              <w:top w:val="single" w:sz="6" w:space="0" w:color="auto"/>
-              <w:left w:val="single" w:sz="6" w:space="0" w:color="auto"/>
-              <w:bottom w:val="single" w:sz="6" w:space="0" w:color="auto"/>
-              <w:right w:val="single" w:sz="6" w:space="0" w:color="auto"/>
-            </w:tcBorders>
-            <w:shd w:val="clear" w:color="auto" w:fill="FFFFFF"/>
-            <w:hideMark/>
-          </w:tcPr>
-          <w:p>
-            <w:pPr>
-              <w:rPr>
-                <w:lang w:val="nl-NL"/>
-              </w:rPr>
-            </w:pPr>
-            <w:r>
-              <w:rPr>
-                <w:i/>
-                <w:iCs/>
-                <w:u w:val="single"/>
-              </w:rPr>
-              <w:t>concept 4:</w:t>
-            </w:r>
-            <w:r>
-              <w:rPr>
-                <w:lang w:val="nl-NL"/>
-              </w:rPr>
-              <w:t> </w:t>
-            </w:r>
-          </w:p>
-          <w:p>
-            <w:pPr>
-              <w:rPr>
-                <w:lang w:val="nl-NL"/>
-              </w:rPr>
-            </w:pPr>
-            <w:r>
-              <w:rPr>
-                <w:lang w:val="nl-NL"/>
-              </w:rPr>
-              <w:t> </w:t>
-            </w:r>
           </w:p>
         </w:tc>
       </w:tr>
       <w:tr>
         <w:trPr>
-          <w:trHeight w:val="693"/>
+          <w:trHeight w:val="430"/>
         </w:trPr>
         <w:tc>
           <w:tcPr>
-            <w:tcW w:w="1701" w:type="dxa"/>
-            <w:vMerge/>
+            <w:tcW w:w="1858" w:type="dxa"/>
+            <w:vMerge w:val="restart"/>
             <w:tcBorders>
-              <w:top w:val="single" w:sz="6" w:space="0" w:color="auto"/>
-              <w:left w:val="single" w:sz="6" w:space="0" w:color="auto"/>
-              <w:bottom w:val="single" w:sz="6" w:space="0" w:color="auto"/>
-              <w:right w:val="single" w:sz="6" w:space="0" w:color="auto"/>
+              <w:top w:val="single" w:sz="4" w:space="0" w:color="auto"/>
             </w:tcBorders>
-            <w:vAlign w:val="center"/>
-            <w:hideMark/>
           </w:tcPr>
           <w:p>
             <w:pPr>
               <w:rPr>
-                <w:lang w:val="nl-NL"/>
-              </w:rPr>
-            </w:pPr>
-          </w:p>
-        </w:tc>
-        <w:tc>
-          <w:tcPr>
-            <w:tcW w:w="1829" w:type="dxa"/>
-            <w:tcBorders>
-              <w:top w:val="single" w:sz="6" w:space="0" w:color="auto"/>
-              <w:left w:val="single" w:sz="6" w:space="0" w:color="auto"/>
-              <w:bottom w:val="single" w:sz="6" w:space="0" w:color="auto"/>
-              <w:right w:val="single" w:sz="6" w:space="0" w:color="auto"/>
-            </w:tcBorders>
-            <w:shd w:val="clear" w:color="auto" w:fill="FFFFFF"/>
-            <w:hideMark/>
-          </w:tcPr>
-          <w:p>
-            <w:pPr>
-              <w:rPr>
-                <w:lang w:val="nl-NL"/>
+                <w:b/>
+                <w:bCs/>
               </w:rPr>
             </w:pPr>
             <w:r>
               <w:rPr>
-                <w:lang w:val="nl-NL"/>
-              </w:rPr>
-              <w:t> </w:t>
+                <w:b/>
+                <w:bCs/>
+              </w:rPr>
+              <w:t>B) Synonyms and/or related terms</w:t>
             </w:r>
           </w:p>
-          <w:p>
-            <w:pPr>
-              <w:rPr>
-                <w:lang w:val="nl-NL"/>
-              </w:rPr>
-            </w:pPr>
-            <w:r>
-              <w:rPr>
-                <w:lang w:val="nl-NL"/>
-              </w:rPr>
-              <w:t> </w:t>
-            </w:r>
-          </w:p>
-        </w:tc>
-        <w:tc>
-          <w:tcPr>
-            <w:tcW w:w="1829" w:type="dxa"/>
+        </w:tc>
+        <w:tc>
+          <w:tcPr>
+            <w:tcW w:w="1858" w:type="dxa"/>
             <w:tcBorders>
-              <w:top w:val="single" w:sz="6" w:space="0" w:color="auto"/>
-              <w:left w:val="single" w:sz="6" w:space="0" w:color="auto"/>
-              <w:bottom w:val="single" w:sz="6" w:space="0" w:color="auto"/>
-              <w:right w:val="single" w:sz="6" w:space="0" w:color="auto"/>
+              <w:top w:val="single" w:sz="8" w:space="0" w:color="auto"/>
             </w:tcBorders>
-            <w:shd w:val="clear" w:color="auto" w:fill="FFFFFF"/>
-            <w:hideMark/>
-          </w:tcPr>
-          <w:p>
-            <w:pPr>
-              <w:rPr>
-                <w:lang w:val="nl-NL"/>
-              </w:rPr>
-            </w:pPr>
-            <w:r>
-              <w:rPr>
-                <w:lang w:val="nl-NL"/>
-              </w:rPr>
-              <w:t> </w:t>
-            </w:r>
-          </w:p>
-          <w:p>
-            <w:pPr>
-              <w:rPr>
-                <w:lang w:val="nl-NL"/>
-              </w:rPr>
-            </w:pPr>
-            <w:r>
-              <w:rPr>
-                <w:lang w:val="nl-NL"/>
-              </w:rPr>
-              <w:t> </w:t>
-            </w:r>
-          </w:p>
-        </w:tc>
-        <w:tc>
-          <w:tcPr>
-            <w:tcW w:w="1829" w:type="dxa"/>
+          </w:tcPr>
+          <w:p/>
+        </w:tc>
+        <w:tc>
+          <w:tcPr>
+            <w:tcW w:w="1858" w:type="dxa"/>
             <w:tcBorders>
-              <w:top w:val="single" w:sz="6" w:space="0" w:color="auto"/>
-              <w:left w:val="single" w:sz="6" w:space="0" w:color="auto"/>
-              <w:bottom w:val="single" w:sz="6" w:space="0" w:color="auto"/>
-              <w:right w:val="single" w:sz="6" w:space="0" w:color="auto"/>
+              <w:top w:val="single" w:sz="8" w:space="0" w:color="auto"/>
             </w:tcBorders>
-            <w:shd w:val="clear" w:color="auto" w:fill="FFFFFF"/>
-            <w:hideMark/>
-          </w:tcPr>
-          <w:p>
-            <w:pPr>
-              <w:rPr>
-                <w:lang w:val="nl-NL"/>
-              </w:rPr>
-            </w:pPr>
-            <w:r>
-              <w:rPr>
-                <w:lang w:val="nl-NL"/>
-              </w:rPr>
-              <w:t> </w:t>
-            </w:r>
-          </w:p>
-        </w:tc>
-        <w:tc>
-          <w:tcPr>
-            <w:tcW w:w="1830" w:type="dxa"/>
+          </w:tcPr>
+          <w:p/>
+        </w:tc>
+        <w:tc>
+          <w:tcPr>
+            <w:tcW w:w="1858" w:type="dxa"/>
             <w:tcBorders>
-              <w:top w:val="single" w:sz="6" w:space="0" w:color="auto"/>
-              <w:left w:val="single" w:sz="6" w:space="0" w:color="auto"/>
-              <w:bottom w:val="single" w:sz="6" w:space="0" w:color="auto"/>
-              <w:right w:val="single" w:sz="6" w:space="0" w:color="auto"/>
+              <w:top w:val="single" w:sz="8" w:space="0" w:color="auto"/>
             </w:tcBorders>
-            <w:shd w:val="clear" w:color="auto" w:fill="FFFFFF"/>
-            <w:hideMark/>
-          </w:tcPr>
-          <w:p>
-            <w:pPr>
-              <w:rPr>
-                <w:lang w:val="nl-NL"/>
-              </w:rPr>
-            </w:pPr>
-            <w:r>
-              <w:rPr>
-                <w:lang w:val="nl-NL"/>
-              </w:rPr>
-              <w:t> </w:t>
-            </w:r>
-          </w:p>
+          </w:tcPr>
+          <w:p/>
+        </w:tc>
+        <w:tc>
+          <w:tcPr>
+            <w:tcW w:w="1859" w:type="dxa"/>
+            <w:tcBorders>
+              <w:top w:val="single" w:sz="8" w:space="0" w:color="auto"/>
+            </w:tcBorders>
+          </w:tcPr>
+          <w:p/>
         </w:tc>
       </w:tr>
       <w:tr>
         <w:trPr>
-          <w:trHeight w:val="570"/>
+          <w:trHeight w:val="430"/>
         </w:trPr>
         <w:tc>
           <w:tcPr>
-            <w:tcW w:w="1701" w:type="dxa"/>
+            <w:tcW w:w="1858" w:type="dxa"/>
             <w:vMerge/>
-            <w:tcBorders>
-              <w:top w:val="single" w:sz="6" w:space="0" w:color="auto"/>
-              <w:left w:val="single" w:sz="6" w:space="0" w:color="auto"/>
-              <w:bottom w:val="single" w:sz="6" w:space="0" w:color="auto"/>
-              <w:right w:val="single" w:sz="6" w:space="0" w:color="auto"/>
-            </w:tcBorders>
-            <w:vAlign w:val="center"/>
-            <w:hideMark/>
-          </w:tcPr>
-          <w:p>
-            <w:pPr>
-              <w:rPr>
-                <w:lang w:val="nl-NL"/>
-              </w:rPr>
-            </w:pPr>
-          </w:p>
-        </w:tc>
-        <w:tc>
-          <w:tcPr>
-            <w:tcW w:w="1829" w:type="dxa"/>
-            <w:tcBorders>
-              <w:top w:val="single" w:sz="6" w:space="0" w:color="auto"/>
-              <w:left w:val="single" w:sz="6" w:space="0" w:color="auto"/>
-              <w:bottom w:val="single" w:sz="6" w:space="0" w:color="auto"/>
-              <w:right w:val="single" w:sz="6" w:space="0" w:color="auto"/>
-            </w:tcBorders>
-            <w:shd w:val="clear" w:color="auto" w:fill="FFFFFF"/>
-            <w:hideMark/>
-          </w:tcPr>
-          <w:p>
-            <w:pPr>
-              <w:rPr>
-                <w:lang w:val="nl-NL"/>
-              </w:rPr>
-            </w:pPr>
-            <w:r>
-              <w:rPr>
-                <w:lang w:val="nl-NL"/>
-              </w:rPr>
-              <w:t> </w:t>
-            </w:r>
-          </w:p>
-          <w:p>
-            <w:pPr>
-              <w:rPr>
-                <w:lang w:val="nl-NL"/>
-              </w:rPr>
-            </w:pPr>
-            <w:r>
-              <w:rPr>
-                <w:lang w:val="nl-NL"/>
-              </w:rPr>
-              <w:t> </w:t>
-            </w:r>
-          </w:p>
-        </w:tc>
-        <w:tc>
-          <w:tcPr>
-            <w:tcW w:w="1829" w:type="dxa"/>
-            <w:tcBorders>
-              <w:top w:val="single" w:sz="6" w:space="0" w:color="auto"/>
-              <w:left w:val="single" w:sz="6" w:space="0" w:color="auto"/>
-              <w:bottom w:val="single" w:sz="6" w:space="0" w:color="auto"/>
-              <w:right w:val="single" w:sz="6" w:space="0" w:color="auto"/>
-            </w:tcBorders>
-            <w:shd w:val="clear" w:color="auto" w:fill="FFFFFF"/>
-            <w:hideMark/>
-          </w:tcPr>
-          <w:p>
-            <w:pPr>
-              <w:rPr>
-                <w:lang w:val="nl-NL"/>
-              </w:rPr>
-            </w:pPr>
-            <w:r>
-              <w:rPr>
-                <w:lang w:val="nl-NL"/>
-              </w:rPr>
-              <w:t> </w:t>
-            </w:r>
-          </w:p>
-        </w:tc>
-        <w:tc>
-          <w:tcPr>
-            <w:tcW w:w="1829" w:type="dxa"/>
-            <w:tcBorders>
-              <w:top w:val="single" w:sz="6" w:space="0" w:color="auto"/>
-              <w:left w:val="single" w:sz="6" w:space="0" w:color="auto"/>
-              <w:bottom w:val="single" w:sz="6" w:space="0" w:color="auto"/>
-              <w:right w:val="single" w:sz="6" w:space="0" w:color="auto"/>
-            </w:tcBorders>
-            <w:shd w:val="clear" w:color="auto" w:fill="FFFFFF"/>
-            <w:hideMark/>
-          </w:tcPr>
-          <w:p>
-            <w:pPr>
-              <w:rPr>
-                <w:lang w:val="nl-NL"/>
-              </w:rPr>
-            </w:pPr>
-            <w:r>
-              <w:rPr>
-                <w:lang w:val="nl-NL"/>
-              </w:rPr>
-              <w:t> </w:t>
-            </w:r>
-          </w:p>
-        </w:tc>
-        <w:tc>
-          <w:tcPr>
-            <w:tcW w:w="1830" w:type="dxa"/>
-            <w:tcBorders>
-              <w:top w:val="single" w:sz="6" w:space="0" w:color="auto"/>
-              <w:left w:val="single" w:sz="6" w:space="0" w:color="auto"/>
-              <w:bottom w:val="single" w:sz="6" w:space="0" w:color="auto"/>
-              <w:right w:val="single" w:sz="6" w:space="0" w:color="auto"/>
-            </w:tcBorders>
-            <w:shd w:val="clear" w:color="auto" w:fill="FFFFFF"/>
-            <w:hideMark/>
-          </w:tcPr>
-          <w:p>
-            <w:pPr>
-              <w:rPr>
-                <w:lang w:val="nl-NL"/>
-              </w:rPr>
-            </w:pPr>
-            <w:r>
-              <w:rPr>
-                <w:lang w:val="nl-NL"/>
-              </w:rPr>
-              <w:t> </w:t>
-            </w:r>
-          </w:p>
+          </w:tcPr>
+          <w:p/>
+        </w:tc>
+        <w:tc>
+          <w:tcPr>
+            <w:tcW w:w="1858" w:type="dxa"/>
+          </w:tcPr>
+          <w:p/>
+        </w:tc>
+        <w:tc>
+          <w:tcPr>
+            <w:tcW w:w="1858" w:type="dxa"/>
+          </w:tcPr>
+          <w:p/>
+        </w:tc>
+        <w:tc>
+          <w:tcPr>
+            <w:tcW w:w="1858" w:type="dxa"/>
+          </w:tcPr>
+          <w:p/>
+        </w:tc>
+        <w:tc>
+          <w:tcPr>
+            <w:tcW w:w="1859" w:type="dxa"/>
+          </w:tcPr>
+          <w:p/>
         </w:tc>
       </w:tr>
       <w:tr>
         <w:trPr>
-          <w:trHeight w:val="585"/>
+          <w:trHeight w:val="430"/>
         </w:trPr>
         <w:tc>
           <w:tcPr>
-            <w:tcW w:w="1701" w:type="dxa"/>
+            <w:tcW w:w="1858" w:type="dxa"/>
             <w:vMerge/>
-            <w:tcBorders>
-              <w:top w:val="single" w:sz="6" w:space="0" w:color="auto"/>
-              <w:left w:val="single" w:sz="6" w:space="0" w:color="auto"/>
-              <w:bottom w:val="single" w:sz="6" w:space="0" w:color="auto"/>
-              <w:right w:val="single" w:sz="6" w:space="0" w:color="auto"/>
-            </w:tcBorders>
-            <w:vAlign w:val="center"/>
-            <w:hideMark/>
-          </w:tcPr>
-          <w:p>
-            <w:pPr>
-              <w:rPr>
-                <w:lang w:val="nl-NL"/>
-              </w:rPr>
-            </w:pPr>
-          </w:p>
-        </w:tc>
-        <w:tc>
-          <w:tcPr>
-            <w:tcW w:w="1829" w:type="dxa"/>
-            <w:tcBorders>
-              <w:top w:val="single" w:sz="6" w:space="0" w:color="auto"/>
-              <w:left w:val="single" w:sz="6" w:space="0" w:color="auto"/>
-              <w:bottom w:val="single" w:sz="6" w:space="0" w:color="auto"/>
-              <w:right w:val="single" w:sz="6" w:space="0" w:color="auto"/>
-            </w:tcBorders>
-            <w:shd w:val="clear" w:color="auto" w:fill="FFFFFF"/>
-            <w:hideMark/>
-          </w:tcPr>
-          <w:p>
-            <w:pPr>
-              <w:rPr>
-                <w:lang w:val="nl-NL"/>
-              </w:rPr>
-            </w:pPr>
-            <w:r>
-              <w:rPr>
-                <w:lang w:val="nl-NL"/>
-              </w:rPr>
-              <w:t> </w:t>
-            </w:r>
-          </w:p>
-          <w:p>
-            <w:pPr>
-              <w:rPr>
-                <w:lang w:val="nl-NL"/>
-              </w:rPr>
-            </w:pPr>
-            <w:r>
-              <w:rPr>
-                <w:lang w:val="nl-NL"/>
-              </w:rPr>
-              <w:t> </w:t>
-            </w:r>
-          </w:p>
-        </w:tc>
-        <w:tc>
-          <w:tcPr>
-            <w:tcW w:w="1829" w:type="dxa"/>
-            <w:tcBorders>
-              <w:top w:val="single" w:sz="6" w:space="0" w:color="auto"/>
-              <w:left w:val="single" w:sz="6" w:space="0" w:color="auto"/>
-              <w:bottom w:val="single" w:sz="6" w:space="0" w:color="auto"/>
-              <w:right w:val="single" w:sz="6" w:space="0" w:color="auto"/>
-            </w:tcBorders>
-            <w:shd w:val="clear" w:color="auto" w:fill="FFFFFF"/>
-            <w:hideMark/>
-          </w:tcPr>
-          <w:p>
-            <w:pPr>
-              <w:rPr>
-                <w:lang w:val="nl-NL"/>
-              </w:rPr>
-            </w:pPr>
-            <w:r>
-              <w:rPr>
-                <w:lang w:val="nl-NL"/>
-              </w:rPr>
-              <w:t> </w:t>
-            </w:r>
-          </w:p>
-        </w:tc>
-        <w:tc>
-          <w:tcPr>
-            <w:tcW w:w="1829" w:type="dxa"/>
-            <w:tcBorders>
-              <w:top w:val="single" w:sz="6" w:space="0" w:color="auto"/>
-              <w:left w:val="single" w:sz="6" w:space="0" w:color="auto"/>
-              <w:bottom w:val="single" w:sz="6" w:space="0" w:color="auto"/>
-              <w:right w:val="single" w:sz="6" w:space="0" w:color="auto"/>
-            </w:tcBorders>
-            <w:shd w:val="clear" w:color="auto" w:fill="FFFFFF"/>
-            <w:hideMark/>
-          </w:tcPr>
-          <w:p>
-            <w:pPr>
-              <w:rPr>
-                <w:lang w:val="nl-NL"/>
-              </w:rPr>
-            </w:pPr>
-            <w:r>
-              <w:rPr>
-                <w:lang w:val="nl-NL"/>
-              </w:rPr>
-              <w:t> </w:t>
-            </w:r>
-          </w:p>
-        </w:tc>
-        <w:tc>
-          <w:tcPr>
-            <w:tcW w:w="1830" w:type="dxa"/>
-            <w:tcBorders>
-              <w:top w:val="single" w:sz="6" w:space="0" w:color="auto"/>
-              <w:left w:val="single" w:sz="6" w:space="0" w:color="auto"/>
-              <w:bottom w:val="single" w:sz="6" w:space="0" w:color="auto"/>
-              <w:right w:val="single" w:sz="6" w:space="0" w:color="auto"/>
-            </w:tcBorders>
-            <w:shd w:val="clear" w:color="auto" w:fill="FFFFFF"/>
-            <w:hideMark/>
-          </w:tcPr>
-          <w:p>
-            <w:pPr>
-              <w:rPr>
-                <w:lang w:val="nl-NL"/>
-              </w:rPr>
-            </w:pPr>
-            <w:r>
-              <w:rPr>
-                <w:lang w:val="nl-NL"/>
-              </w:rPr>
-              <w:t> </w:t>
-            </w:r>
-          </w:p>
+          </w:tcPr>
+          <w:p/>
+        </w:tc>
+        <w:tc>
+          <w:tcPr>
+            <w:tcW w:w="1858" w:type="dxa"/>
+          </w:tcPr>
+          <w:p/>
+        </w:tc>
+        <w:tc>
+          <w:tcPr>
+            <w:tcW w:w="1858" w:type="dxa"/>
+          </w:tcPr>
+          <w:p/>
+        </w:tc>
+        <w:tc>
+          <w:tcPr>
+            <w:tcW w:w="1858" w:type="dxa"/>
+          </w:tcPr>
+          <w:p/>
+        </w:tc>
+        <w:tc>
+          <w:tcPr>
+            <w:tcW w:w="1859" w:type="dxa"/>
+          </w:tcPr>
+          <w:p/>
         </w:tc>
       </w:tr>
       <w:tr>
         <w:trPr>
-          <w:trHeight w:val="779"/>
+          <w:trHeight w:val="430"/>
         </w:trPr>
         <w:tc>
           <w:tcPr>
-            <w:tcW w:w="1701" w:type="dxa"/>
+            <w:tcW w:w="1858" w:type="dxa"/>
             <w:vMerge/>
-            <w:tcBorders>
-              <w:top w:val="single" w:sz="6" w:space="0" w:color="auto"/>
-              <w:left w:val="single" w:sz="6" w:space="0" w:color="auto"/>
-              <w:bottom w:val="single" w:sz="6" w:space="0" w:color="auto"/>
-              <w:right w:val="single" w:sz="6" w:space="0" w:color="auto"/>
-            </w:tcBorders>
-            <w:vAlign w:val="center"/>
-            <w:hideMark/>
-          </w:tcPr>
-          <w:p>
-            <w:pPr>
-              <w:rPr>
-                <w:lang w:val="nl-NL"/>
-              </w:rPr>
-            </w:pPr>
-          </w:p>
-        </w:tc>
-        <w:tc>
-          <w:tcPr>
-            <w:tcW w:w="1829" w:type="dxa"/>
-            <w:tcBorders>
-              <w:top w:val="single" w:sz="6" w:space="0" w:color="auto"/>
-              <w:left w:val="single" w:sz="6" w:space="0" w:color="auto"/>
-              <w:bottom w:val="single" w:sz="6" w:space="0" w:color="auto"/>
-              <w:right w:val="single" w:sz="6" w:space="0" w:color="auto"/>
-            </w:tcBorders>
-            <w:shd w:val="clear" w:color="auto" w:fill="FFFFFF"/>
-            <w:hideMark/>
-          </w:tcPr>
-          <w:p>
-            <w:pPr>
-              <w:rPr>
-                <w:lang w:val="nl-NL"/>
-              </w:rPr>
-            </w:pPr>
-            <w:r>
-              <w:rPr>
-                <w:lang w:val="nl-NL"/>
-              </w:rPr>
-              <w:t> </w:t>
-            </w:r>
-          </w:p>
-          <w:p>
-            <w:pPr>
-              <w:rPr>
-                <w:lang w:val="nl-NL"/>
-              </w:rPr>
-            </w:pPr>
-            <w:r>
-              <w:rPr>
-                <w:lang w:val="nl-NL"/>
-              </w:rPr>
-              <w:t> </w:t>
-            </w:r>
-          </w:p>
-        </w:tc>
-        <w:tc>
-          <w:tcPr>
-            <w:tcW w:w="1829" w:type="dxa"/>
-            <w:tcBorders>
-              <w:top w:val="single" w:sz="6" w:space="0" w:color="auto"/>
-              <w:left w:val="single" w:sz="6" w:space="0" w:color="auto"/>
-              <w:bottom w:val="single" w:sz="6" w:space="0" w:color="auto"/>
-              <w:right w:val="single" w:sz="6" w:space="0" w:color="auto"/>
-            </w:tcBorders>
-            <w:shd w:val="clear" w:color="auto" w:fill="FFFFFF"/>
-            <w:hideMark/>
-          </w:tcPr>
-          <w:p>
-            <w:pPr>
-              <w:rPr>
-                <w:lang w:val="nl-NL"/>
-              </w:rPr>
-            </w:pPr>
-            <w:r>
-              <w:rPr>
-                <w:lang w:val="nl-NL"/>
-              </w:rPr>
-              <w:t> </w:t>
-            </w:r>
-          </w:p>
-        </w:tc>
-        <w:tc>
-          <w:tcPr>
-            <w:tcW w:w="1829" w:type="dxa"/>
-            <w:tcBorders>
-              <w:top w:val="single" w:sz="6" w:space="0" w:color="auto"/>
-              <w:left w:val="single" w:sz="6" w:space="0" w:color="auto"/>
-              <w:bottom w:val="single" w:sz="6" w:space="0" w:color="auto"/>
-              <w:right w:val="single" w:sz="6" w:space="0" w:color="auto"/>
-            </w:tcBorders>
-            <w:shd w:val="clear" w:color="auto" w:fill="FFFFFF"/>
-            <w:hideMark/>
-          </w:tcPr>
-          <w:p>
-            <w:pPr>
-              <w:rPr>
-                <w:lang w:val="nl-NL"/>
-              </w:rPr>
-            </w:pPr>
-            <w:r>
-              <w:rPr>
-                <w:lang w:val="nl-NL"/>
-              </w:rPr>
-              <w:t> </w:t>
-            </w:r>
-          </w:p>
-        </w:tc>
-        <w:tc>
-          <w:tcPr>
-            <w:tcW w:w="1830" w:type="dxa"/>
-            <w:tcBorders>
-              <w:top w:val="single" w:sz="6" w:space="0" w:color="auto"/>
-              <w:left w:val="single" w:sz="6" w:space="0" w:color="auto"/>
-              <w:bottom w:val="single" w:sz="6" w:space="0" w:color="auto"/>
-              <w:right w:val="single" w:sz="6" w:space="0" w:color="auto"/>
-            </w:tcBorders>
-            <w:shd w:val="clear" w:color="auto" w:fill="FFFFFF"/>
-            <w:hideMark/>
-          </w:tcPr>
-          <w:p>
-            <w:pPr>
-              <w:rPr>
-                <w:lang w:val="nl-NL"/>
-              </w:rPr>
-            </w:pPr>
-            <w:r>
-              <w:rPr>
-                <w:lang w:val="nl-NL"/>
-              </w:rPr>
-              <w:t> </w:t>
-            </w:r>
-          </w:p>
+          </w:tcPr>
+          <w:p/>
+        </w:tc>
+        <w:tc>
+          <w:tcPr>
+            <w:tcW w:w="1858" w:type="dxa"/>
+          </w:tcPr>
+          <w:p/>
+        </w:tc>
+        <w:tc>
+          <w:tcPr>
+            <w:tcW w:w="1858" w:type="dxa"/>
+          </w:tcPr>
+          <w:p/>
+        </w:tc>
+        <w:tc>
+          <w:tcPr>
+            <w:tcW w:w="1858" w:type="dxa"/>
+          </w:tcPr>
+          <w:p/>
+        </w:tc>
+        <w:tc>
+          <w:tcPr>
+            <w:tcW w:w="1859" w:type="dxa"/>
+          </w:tcPr>
+          <w:p/>
         </w:tc>
       </w:tr>
     </w:tbl>
     <w:p>
       <w:pPr>
         <w:rPr>
-          <w:lang w:val="nl-NL"/>
-        </w:rPr>
-      </w:pPr>
-      <w:r>
-        <w:rPr>
-          <w:lang w:val="nl-NL"/>
-        </w:rPr>
-        <w:t> </w:t>
-      </w:r>
+          <w:lang w:val="en-US"/>
+        </w:rPr>
+      </w:pPr>
     </w:p>
     <w:p>
       <w:pPr>
@@ -1870,21 +1199,22 @@
         </w:numPr>
       </w:pPr>
       <w:r>
-        <w:t xml:space="preserve">Check the help file of your chosen database to make sure </w:t>
-      </w:r>
-      <w:proofErr w:type="spellStart"/>
-      <w:r>
-        <w:t>your</w:t>
-      </w:r>
-      <w:proofErr w:type="spellEnd"/>
-      <w:r>
-        <w:t xml:space="preserve"> are search operators like wildcards, Booleans and </w:t>
+        <w:t>Check the help file of your chosen database to make sure you are</w:t>
+      </w:r>
+      <w:r>
+        <w:t xml:space="preserve"> using</w:t>
+      </w:r>
+      <w:r>
+        <w:t xml:space="preserve"> search operators like wildcards, Booleans and </w:t>
       </w:r>
       <w:r>
         <w:t>brackets</w:t>
       </w:r>
       <w:r>
         <w:t xml:space="preserve"> correctly</w:t>
+      </w:r>
+      <w:r>
+        <w:t>.</w:t>
       </w:r>
     </w:p>
     <w:p>
@@ -2039,6 +1369,41 @@
     </w:p>
     <w:p>
       <w:pPr>
+        <w:rPr>
+          <w:lang w:val="en-US"/>
+        </w:rPr>
+      </w:pPr>
+      <w:r>
+        <w:rPr>
+          <w:lang w:val="en-US"/>
+        </w:rPr>
+        <w:t xml:space="preserve">Related to </w:t>
+      </w:r>
+      <w:hyperlink r:id="rId12" w:history="1">
+        <w:r>
+          <w:rPr>
+            <w:rStyle w:val="Hyperlink"/>
+            <w:lang w:val="en-US"/>
+          </w:rPr>
+          <w:t>Chapter 2c of the thesis guide</w:t>
+        </w:r>
+      </w:hyperlink>
+      <w:r>
+        <w:rPr>
+          <w:lang w:val="en-US"/>
+        </w:rPr>
+        <w:t xml:space="preserve">. </w:t>
+      </w:r>
+    </w:p>
+    <w:p>
+      <w:pPr>
+        <w:rPr>
+          <w:lang w:val="en-US"/>
+        </w:rPr>
+      </w:pPr>
+    </w:p>
+    <w:p>
+      <w:pPr>
         <w:pStyle w:val="Heading2"/>
         <w:rPr>
           <w:lang w:val="en-US"/>
@@ -2048,6 +1413,7 @@
         <w:rPr>
           <w:lang w:val="en-US"/>
         </w:rPr>
+        <w:lastRenderedPageBreak/>
         <w:t xml:space="preserve">1: </w:t>
       </w:r>
       <w:r>
@@ -2073,7 +1439,22 @@
         <w:t>Perform the search query in the selected information resource</w:t>
       </w:r>
       <w:r>
-        <w:t xml:space="preserve"> and follow the steps in the image provided below to reflect on your query:</w:t>
+        <w:t xml:space="preserve"> (database or search engine)</w:t>
+      </w:r>
+      <w:r>
+        <w:t xml:space="preserve"> and follow the steps in the image provided below to </w:t>
+      </w:r>
+      <w:r>
+        <w:t>check if</w:t>
+      </w:r>
+      <w:r>
+        <w:t xml:space="preserve"> your query</w:t>
+      </w:r>
+      <w:r>
+        <w:t xml:space="preserve"> is working well for what you’re searching for</w:t>
+      </w:r>
+      <w:r>
+        <w:t>:</w:t>
       </w:r>
     </w:p>
     <w:p>
@@ -2111,7 +1492,7 @@
                     </pic:cNvPicPr>
                   </pic:nvPicPr>
                   <pic:blipFill>
-                    <a:blip r:embed="rId9" cstate="print">
+                    <a:blip r:embed="rId13" cstate="print">
                       <a:extLst>
                         <a:ext uri="{28A0092B-C50C-407E-A947-70E740481C1C}">
                           <a14:useLocalDpi xmlns:a14="http://schemas.microsoft.com/office/drawing/2010/main" val="0"/>
@@ -2193,7 +1574,7 @@
         </w:rPr>
         <w:t xml:space="preserve"> by </w:t>
       </w:r>
-      <w:hyperlink r:id="rId10" w:history="1">
+      <w:hyperlink r:id="rId14" w:history="1">
         <w:r>
           <w:rPr>
             <w:rStyle w:val="Hyperlink"/>
@@ -2216,7 +1597,7 @@
         </w:rPr>
         <w:t xml:space="preserve"> is licensed under </w:t>
       </w:r>
-      <w:hyperlink r:id="rId11" w:history="1">
+      <w:hyperlink r:id="rId15" w:history="1">
         <w:r>
           <w:rPr>
             <w:rStyle w:val="Hyperlink"/>
@@ -2251,7 +1632,6 @@
         </w:rPr>
       </w:pPr>
       <w:r>
-        <w:lastRenderedPageBreak/>
         <w:t xml:space="preserve">2: </w:t>
       </w:r>
       <w:r>
@@ -2274,7 +1654,7 @@
         </w:rPr>
       </w:pPr>
       <w:r>
-        <w:t>Searching is a matter of trial and error. So, to validate your search you need to try again with edited search queries to find more or fewer results.</w:t>
+        <w:t>If your query is not returning the results you are looking for, you will probably need to adapt it. Searching is a trial and error process, don’t worry if you don’t get it right from the start!</w:t>
       </w:r>
     </w:p>
     <w:p>
@@ -2337,6 +1717,7 @@
                 <w:b/>
                 <w:bCs/>
               </w:rPr>
+              <w:lastRenderedPageBreak/>
               <w:t>How did you refine your search?</w:t>
             </w:r>
             <w:r>
@@ -2575,11 +1956,49 @@
       </w:r>
     </w:p>
     <w:p>
-      <w:r>
+      <w:pPr>
+        <w:rPr>
+          <w:lang w:val="en-US"/>
+        </w:rPr>
+      </w:pPr>
+      <w:r>
+        <w:rPr>
+          <w:lang w:val="en-US"/>
+        </w:rPr>
+        <w:t xml:space="preserve">Related to </w:t>
+      </w:r>
+      <w:hyperlink r:id="rId16" w:history="1">
+        <w:r>
+          <w:rPr>
+            <w:rStyle w:val="Hyperlink"/>
+            <w:lang w:val="en-US"/>
+          </w:rPr>
+          <w:t>Chapter 2d of the thesis guide</w:t>
+        </w:r>
+      </w:hyperlink>
+      <w:r>
+        <w:rPr>
+          <w:lang w:val="en-US"/>
+        </w:rPr>
+        <w:t xml:space="preserve">. </w:t>
+      </w:r>
+    </w:p>
+    <w:p>
+      <w:r>
+        <w:rPr>
+          <w:b/>
+          <w:bCs/>
+        </w:rPr>
         <w:t>To find additional literature, I will make use of</w:t>
       </w:r>
       <w:r>
-        <w:t xml:space="preserve"> (select and fill our all that apply)</w:t>
+        <w:t xml:space="preserve"> (fill ou</w:t>
+      </w:r>
+      <w:r>
+        <w:t>t</w:t>
+      </w:r>
+      <w:r>
+        <w:t xml:space="preserve"> all that apply)</w:t>
       </w:r>
     </w:p>
     <w:p>
@@ -2694,7 +2113,19 @@
         <w:rPr>
           <w:color w:val="FF0000"/>
         </w:rPr>
-        <w:t>tools used</w:t>
+        <w:t>tools</w:t>
+      </w:r>
+      <w:r>
+        <w:rPr>
+          <w:color w:val="FF0000"/>
+        </w:rPr>
+        <w:t xml:space="preserve"> and prompts you</w:t>
+      </w:r>
+      <w:r>
+        <w:rPr>
+          <w:color w:val="FF0000"/>
+        </w:rPr>
+        <w:t xml:space="preserve"> used</w:t>
       </w:r>
       <w:r>
         <w:rPr>
@@ -2734,7 +2165,14 @@
     <w:p/>
     <w:p>
       <w:r>
-        <w:t>Question entered</w:t>
+        <w:lastRenderedPageBreak/>
+        <w:t>Question</w:t>
+      </w:r>
+      <w:r>
+        <w:t>(s)/prompt(s)</w:t>
+      </w:r>
+      <w:r>
+        <w:t xml:space="preserve"> entered</w:t>
       </w:r>
     </w:p>
     <w:tbl>
@@ -2768,6 +2206,48 @@
     </w:p>
     <w:p>
       <w:pPr>
+        <w:rPr>
+          <w:lang w:val="en-US"/>
+        </w:rPr>
+      </w:pPr>
+      <w:r>
+        <w:rPr>
+          <w:lang w:val="en-US"/>
+        </w:rPr>
+        <w:t xml:space="preserve">Related to </w:t>
+      </w:r>
+      <w:hyperlink r:id="rId17" w:history="1">
+        <w:r>
+          <w:rPr>
+            <w:rStyle w:val="Hyperlink"/>
+            <w:lang w:val="en-US"/>
+          </w:rPr>
+          <w:t>Chapter 2</w:t>
+        </w:r>
+        <w:r>
+          <w:rPr>
+            <w:rStyle w:val="Hyperlink"/>
+            <w:lang w:val="en-US"/>
+          </w:rPr>
+          <w:t>e</w:t>
+        </w:r>
+        <w:r>
+          <w:rPr>
+            <w:rStyle w:val="Hyperlink"/>
+            <w:lang w:val="en-US"/>
+          </w:rPr>
+          <w:t xml:space="preserve"> of the thesis guide</w:t>
+        </w:r>
+      </w:hyperlink>
+      <w:r>
+        <w:rPr>
+          <w:lang w:val="en-US"/>
+        </w:rPr>
+        <w:t xml:space="preserve">. </w:t>
+      </w:r>
+    </w:p>
+    <w:p>
+      <w:pPr>
         <w:pStyle w:val="Heading2"/>
       </w:pPr>
       <w:r>
@@ -2776,7 +2256,21 @@
     </w:p>
     <w:p>
       <w:r>
-        <w:t xml:space="preserve">Discuss with your supervisor / reflect: do you expect new research to come out on your topic and do you need to stay up to date on the latest research? If yes, use the template below to set up </w:t>
+        <w:t xml:space="preserve">Discuss with your supervisor / reflect: do you expect new research to come out on your topic and do you need to stay up to date on the latest research? </w:t>
+      </w:r>
+    </w:p>
+    <w:p>
+      <w:r>
+        <w:t xml:space="preserve">If yes, use the template below to set up </w:t>
+      </w:r>
+      <w:r>
+        <w:t>a search alert for your topic</w:t>
+      </w:r>
+      <w:r>
+        <w:t>, you can discuss with your supervisor how they stay updated</w:t>
+      </w:r>
+      <w:r>
+        <w:t xml:space="preserve"> in the field and what they would recommend in your situation.</w:t>
       </w:r>
     </w:p>
     <w:p>
@@ -2787,7 +2281,6 @@
         <w:t>2: Set up your search alerts</w:t>
       </w:r>
     </w:p>
-    <w:p/>
     <w:p>
       <w:pPr>
         <w:pStyle w:val="Heading4"/>
@@ -2983,6 +2476,25 @@
       </w:tr>
     </w:tbl>
     <w:p/>
+    <w:p>
+      <w:r>
+        <w:t xml:space="preserve">Follow the guides from </w:t>
+      </w:r>
+      <w:hyperlink r:id="rId18" w:tgtFrame="_blank" w:history="1">
+        <w:r>
+          <w:rPr>
+            <w:rStyle w:val="Hyperlink"/>
+          </w:rPr>
+          <w:t>TUlib</w:t>
+        </w:r>
+      </w:hyperlink>
+      <w:r>
+        <w:t> to learn in more detail how to set up search alerts</w:t>
+      </w:r>
+      <w:r>
+        <w:t>.</w:t>
+      </w:r>
+    </w:p>
     <w:sectPr>
       <w:pgSz w:w="11906" w:h="16838"/>
       <w:pgMar w:top="1440" w:right="1440" w:bottom="1440" w:left="1440" w:header="708" w:footer="708" w:gutter="0"/>
@@ -2994,7 +2506,7 @@
 </file>
 
 <file path=word/numbering.xml><?xml version="1.0" encoding="utf-8"?>
-<w:numbering xmlns:wpc="http://schemas.microsoft.com/office/word/2010/wordprocessingCanvas" xmlns:cx="http://schemas.microsoft.com/office/drawing/2014/chartex" xmlns:cx1="http://schemas.microsoft.com/office/drawing/2015/9/8/chartex" xmlns:cx2="http://schemas.microsoft.com/office/drawing/2015/10/21/chartex" xmlns:cx3="http://schemas.microsoft.com/office/drawing/2016/5/9/chartex" xmlns:cx4="http://schemas.microsoft.com/office/drawing/2016/5/10/chartex" xmlns:cx5="http://schemas.microsoft.com/office/drawing/2016/5/11/chartex" xmlns:cx6="http://schemas.microsoft.com/office/drawing/2016/5/12/chartex" xmlns:cx7="http://schemas.microsoft.com/office/drawing/2016/5/13/chartex" xmlns:cx8="http://schemas.microsoft.com/office/drawing/2016/5/14/chartex" xmlns:mc="http://schemas.openxmlformats.org/markup-compatibility/2006" xmlns:aink="http://schemas.microsoft.com/office/drawing/2016/ink" xmlns:am3d="http://schemas.microsoft.com/office/drawing/2017/model3d" xmlns:o="urn:schemas-microsoft-com:office:office" xmlns:oel="http://schemas.microsoft.com/office/2019/extlst" xmlns:r="http://schemas.openxmlformats.org/officeDocument/2006/relationships" xmlns:m="http://schemas.openxmlformats.org/officeDocument/2006/math" xmlns:v="urn:schemas-microsoft-com:vml" xmlns:wp14="http://schemas.microsoft.com/office/word/2010/wordprocessingDrawing" xmlns:wp="http://schemas.openxmlformats.org/drawingml/2006/wordprocessingDrawing" xmlns:w10="urn:schemas-microsoft-com:office:word" xmlns:w="http://schemas.openxmlformats.org/wordprocessingml/2006/main" xmlns:w14="http://schemas.microsoft.com/office/word/2010/wordml" xmlns:w15="http://schemas.microsoft.com/office/word/2012/wordml" xmlns:w16cei="http://schemas.microsoft.com/office/word/2026/wordml/cei" xmlns:w16cex="http://schemas.microsoft.com/office/word/2018/wordml/cex" xmlns:w16cid="http://schemas.microsoft.com/office/word/2016/wordml/cid" xmlns:w16="http://schemas.microsoft.com/office/word/2018/wordml" xmlns:w16du="http://schemas.microsoft.com/office/word/2023/wordml/word16du" xmlns:w16sdtdh="http://schemas.microsoft.com/office/word/2020/wordml/sdtdatahash" xmlns:w16sdtfl="http://schemas.microsoft.com/office/word/2024/wordml/sdtformatlock" xmlns:w16se="http://schemas.microsoft.com/office/word/2015/wordml/symex" xmlns:wpg="http://schemas.microsoft.com/office/word/2010/wordprocessingGroup" xmlns:wpi="http://schemas.microsoft.com/office/word/2010/wordprocessingInk" xmlns:wne="http://schemas.microsoft.com/office/word/2006/wordml" xmlns:wps="http://schemas.microsoft.com/office/word/2010/wordprocessingShape" mc:Ignorable="w14 w15 w16se w16cid w16 w16cex w16sdtdh w16sdtfl w16du wp14">
+<w:numbering xmlns:wpc="http://schemas.microsoft.com/office/word/2010/wordprocessingCanvas" xmlns:cx="http://schemas.microsoft.com/office/drawing/2014/chartex" xmlns:cx1="http://schemas.microsoft.com/office/drawing/2015/9/8/chartex" xmlns:cx2="http://schemas.microsoft.com/office/drawing/2015/10/21/chartex" xmlns:cx3="http://schemas.microsoft.com/office/drawing/2016/5/9/chartex" xmlns:cx4="http://schemas.microsoft.com/office/drawing/2016/5/10/chartex" xmlns:cx5="http://schemas.microsoft.com/office/drawing/2016/5/11/chartex" xmlns:cx6="http://schemas.microsoft.com/office/drawing/2016/5/12/chartex" xmlns:cx7="http://schemas.microsoft.com/office/drawing/2016/5/13/chartex" xmlns:cx8="http://schemas.microsoft.com/office/drawing/2016/5/14/chartex" xmlns:mc="http://schemas.openxmlformats.org/markup-compatibility/2006" xmlns:aink="http://schemas.microsoft.com/office/drawing/2016/ink" xmlns:am3d="http://schemas.microsoft.com/office/drawing/2017/model3d" xmlns:o="urn:schemas-microsoft-com:office:office" xmlns:oel="http://schemas.microsoft.com/office/2019/extlst" xmlns:r="http://schemas.openxmlformats.org/officeDocument/2006/relationships" xmlns:m="http://schemas.openxmlformats.org/officeDocument/2006/math" xmlns:v="urn:schemas-microsoft-com:vml" xmlns:wp14="http://schemas.microsoft.com/office/word/2010/wordprocessingDrawing" xmlns:wp="http://schemas.openxmlformats.org/drawingml/2006/wordprocessingDrawing" xmlns:w10="urn:schemas-microsoft-com:office:word" xmlns:w="http://schemas.openxmlformats.org/wordprocessingml/2006/main" xmlns:w14="http://schemas.microsoft.com/office/word/2010/wordml" xmlns:w15="http://schemas.microsoft.com/office/word/2012/wordml" xmlns:w16cex="http://schemas.microsoft.com/office/word/2018/wordml/cex" xmlns:w16cid="http://schemas.microsoft.com/office/word/2016/wordml/cid" xmlns:w16="http://schemas.microsoft.com/office/word/2018/wordml" xmlns:w16du="http://schemas.microsoft.com/office/word/2023/wordml/word16du" xmlns:w16sdtdh="http://schemas.microsoft.com/office/word/2020/wordml/sdtdatahash" xmlns:w16sdtfl="http://schemas.microsoft.com/office/word/2024/wordml/sdtformatlock" xmlns:w16se="http://schemas.microsoft.com/office/word/2015/wordml/symex" xmlns:wpg="http://schemas.microsoft.com/office/word/2010/wordprocessingGroup" xmlns:wpi="http://schemas.microsoft.com/office/word/2010/wordprocessingInk" xmlns:wne="http://schemas.microsoft.com/office/word/2006/wordml" xmlns:wps="http://schemas.microsoft.com/office/word/2010/wordprocessingShape" mc:Ignorable="w14 w15 w16se w16cid w16 w16cex w16sdtdh w16sdtfl w16du wp14">
   <w:abstractNum w:abstractNumId="0" w15:restartNumberingAfterBreak="0">
     <w:nsid w:val="054A10C2"/>
     <w:multiLevelType w:val="multilevel"/>
@@ -3448,6 +2960,95 @@
     </w:lvl>
   </w:abstractNum>
   <w:abstractNum w:abstractNumId="4" w15:restartNumberingAfterBreak="0">
+    <w:nsid w:val="3F781563"/>
+    <w:multiLevelType w:val="hybridMultilevel"/>
+    <w:tmpl w:val="D2D60C98"/>
+    <w:lvl w:ilvl="0" w:tplc="94748C82">
+      <w:start w:val="1"/>
+      <w:numFmt w:val="upperLetter"/>
+      <w:lvlText w:val="%1)"/>
+      <w:lvlJc w:val="left"/>
+      <w:pPr>
+        <w:ind w:left="720" w:hanging="360"/>
+      </w:pPr>
+      <w:rPr>
+        <w:rFonts w:hint="default"/>
+      </w:rPr>
+    </w:lvl>
+    <w:lvl w:ilvl="1" w:tplc="04090019" w:tentative="1">
+      <w:start w:val="1"/>
+      <w:numFmt w:val="lowerLetter"/>
+      <w:lvlText w:val="%2."/>
+      <w:lvlJc w:val="left"/>
+      <w:pPr>
+        <w:ind w:left="1440" w:hanging="360"/>
+      </w:pPr>
+    </w:lvl>
+    <w:lvl w:ilvl="2" w:tplc="0409001B" w:tentative="1">
+      <w:start w:val="1"/>
+      <w:numFmt w:val="lowerRoman"/>
+      <w:lvlText w:val="%3."/>
+      <w:lvlJc w:val="right"/>
+      <w:pPr>
+        <w:ind w:left="2160" w:hanging="180"/>
+      </w:pPr>
+    </w:lvl>
+    <w:lvl w:ilvl="3" w:tplc="0409000F" w:tentative="1">
+      <w:start w:val="1"/>
+      <w:numFmt w:val="decimal"/>
+      <w:lvlText w:val="%4."/>
+      <w:lvlJc w:val="left"/>
+      <w:pPr>
+        <w:ind w:left="2880" w:hanging="360"/>
+      </w:pPr>
+    </w:lvl>
+    <w:lvl w:ilvl="4" w:tplc="04090019" w:tentative="1">
+      <w:start w:val="1"/>
+      <w:numFmt w:val="lowerLetter"/>
+      <w:lvlText w:val="%5."/>
+      <w:lvlJc w:val="left"/>
+      <w:pPr>
+        <w:ind w:left="3600" w:hanging="360"/>
+      </w:pPr>
+    </w:lvl>
+    <w:lvl w:ilvl="5" w:tplc="0409001B" w:tentative="1">
+      <w:start w:val="1"/>
+      <w:numFmt w:val="lowerRoman"/>
+      <w:lvlText w:val="%6."/>
+      <w:lvlJc w:val="right"/>
+      <w:pPr>
+        <w:ind w:left="4320" w:hanging="180"/>
+      </w:pPr>
+    </w:lvl>
+    <w:lvl w:ilvl="6" w:tplc="0409000F" w:tentative="1">
+      <w:start w:val="1"/>
+      <w:numFmt w:val="decimal"/>
+      <w:lvlText w:val="%7."/>
+      <w:lvlJc w:val="left"/>
+      <w:pPr>
+        <w:ind w:left="5040" w:hanging="360"/>
+      </w:pPr>
+    </w:lvl>
+    <w:lvl w:ilvl="7" w:tplc="04090019" w:tentative="1">
+      <w:start w:val="1"/>
+      <w:numFmt w:val="lowerLetter"/>
+      <w:lvlText w:val="%8."/>
+      <w:lvlJc w:val="left"/>
+      <w:pPr>
+        <w:ind w:left="5760" w:hanging="360"/>
+      </w:pPr>
+    </w:lvl>
+    <w:lvl w:ilvl="8" w:tplc="0409001B" w:tentative="1">
+      <w:start w:val="1"/>
+      <w:numFmt w:val="lowerRoman"/>
+      <w:lvlText w:val="%9."/>
+      <w:lvlJc w:val="right"/>
+      <w:pPr>
+        <w:ind w:left="6480" w:hanging="180"/>
+      </w:pPr>
+    </w:lvl>
+  </w:abstractNum>
+  <w:abstractNum w:abstractNumId="5" w15:restartNumberingAfterBreak="0">
     <w:nsid w:val="7876066D"/>
     <w:multiLevelType w:val="hybridMultilevel"/>
     <w:tmpl w:val="CD246C54"/>
@@ -3560,7 +3161,7 @@
       </w:rPr>
     </w:lvl>
   </w:abstractNum>
-  <w:abstractNum w:abstractNumId="5" w15:restartNumberingAfterBreak="0">
+  <w:abstractNum w:abstractNumId="6" w15:restartNumberingAfterBreak="0">
     <w:nsid w:val="7B774E9D"/>
     <w:multiLevelType w:val="multilevel"/>
     <w:tmpl w:val="681C9C04"/>
@@ -3680,7 +3281,7 @@
     <w:abstractNumId w:val="1"/>
   </w:num>
   <w:num w:numId="3" w16cid:durableId="1814446202">
-    <w:abstractNumId w:val="5"/>
+    <w:abstractNumId w:val="6"/>
   </w:num>
   <w:num w:numId="4" w16cid:durableId="477696047">
     <w:abstractNumId w:val="3"/>
@@ -3689,6 +3290,9 @@
     <w:abstractNumId w:val="2"/>
   </w:num>
   <w:num w:numId="6" w16cid:durableId="1323924700">
+    <w:abstractNumId w:val="5"/>
+  </w:num>
+  <w:num w:numId="7" w16cid:durableId="1355226482">
     <w:abstractNumId w:val="4"/>
   </w:num>
 </w:numbering>
@@ -4695,6 +4299,99 @@
       <w:iCs/>
     </w:rPr>
   </w:style>
+  <w:style w:type="character" w:styleId="CommentReference">
+    <w:name w:val="annotation reference"/>
+    <w:basedOn w:val="DefaultParagraphFont"/>
+    <w:uiPriority w:val="99"/>
+    <w:semiHidden/>
+    <w:unhideWhenUsed/>
+    <w:rsid w:val="00C462BC"/>
+    <w:rPr>
+      <w:sz w:val="16"/>
+      <w:szCs w:val="16"/>
+    </w:rPr>
+  </w:style>
+  <w:style w:type="paragraph" w:styleId="CommentText">
+    <w:name w:val="annotation text"/>
+    <w:basedOn w:val="Normal"/>
+    <w:link w:val="CommentTextChar"/>
+    <w:uiPriority w:val="99"/>
+    <w:unhideWhenUsed/>
+    <w:rsid w:val="00C462BC"/>
+    <w:pPr>
+      <w:spacing w:line="240" w:lineRule="auto"/>
+    </w:pPr>
+    <w:rPr>
+      <w:sz w:val="20"/>
+      <w:szCs w:val="20"/>
+    </w:rPr>
+  </w:style>
+  <w:style w:type="character" w:customStyle="1" w:styleId="CommentTextChar">
+    <w:name w:val="Comment Text Char"/>
+    <w:basedOn w:val="DefaultParagraphFont"/>
+    <w:link w:val="CommentText"/>
+    <w:uiPriority w:val="99"/>
+    <w:rsid w:val="00C462BC"/>
+    <w:rPr>
+      <w:sz w:val="20"/>
+      <w:szCs w:val="20"/>
+      <w:lang w:val="en-GB"/>
+    </w:rPr>
+  </w:style>
+  <w:style w:type="paragraph" w:styleId="CommentSubject">
+    <w:name w:val="annotation subject"/>
+    <w:basedOn w:val="CommentText"/>
+    <w:next w:val="CommentText"/>
+    <w:link w:val="CommentSubjectChar"/>
+    <w:uiPriority w:val="99"/>
+    <w:semiHidden/>
+    <w:unhideWhenUsed/>
+    <w:rsid w:val="00C462BC"/>
+    <w:rPr>
+      <w:b/>
+      <w:bCs/>
+    </w:rPr>
+  </w:style>
+  <w:style w:type="character" w:customStyle="1" w:styleId="CommentSubjectChar">
+    <w:name w:val="Comment Subject Char"/>
+    <w:basedOn w:val="CommentTextChar"/>
+    <w:link w:val="CommentSubject"/>
+    <w:uiPriority w:val="99"/>
+    <w:semiHidden/>
+    <w:rsid w:val="00C462BC"/>
+    <w:rPr>
+      <w:b/>
+      <w:bCs/>
+      <w:sz w:val="20"/>
+      <w:szCs w:val="20"/>
+      <w:lang w:val="en-GB"/>
+    </w:rPr>
+  </w:style>
+  <w:style w:type="paragraph" w:styleId="Revision">
+    <w:name w:val="Revision"/>
+    <w:hidden/>
+    <w:uiPriority w:val="99"/>
+    <w:semiHidden/>
+    <w:rsid w:val="00C03E21"/>
+    <w:pPr>
+      <w:spacing w:after="0" w:line="240" w:lineRule="auto"/>
+    </w:pPr>
+    <w:rPr>
+      <w:lang w:val="en-GB"/>
+    </w:rPr>
+  </w:style>
+  <w:style w:type="character" w:styleId="FollowedHyperlink">
+    <w:name w:val="FollowedHyperlink"/>
+    <w:basedOn w:val="DefaultParagraphFont"/>
+    <w:uiPriority w:val="99"/>
+    <w:semiHidden/>
+    <w:unhideWhenUsed/>
+    <w:rsid w:val="005B2CEA"/>
+    <w:rPr>
+      <w:color w:val="96607D" w:themeColor="followedHyperlink"/>
+      <w:u w:val="single"/>
+    </w:rPr>
+  </w:style>
 </w:styles>
 </file>
 
@@ -4994,29 +4691,6 @@
 </file>
 
 <file path=customXml/item1.xml><?xml version="1.0" encoding="utf-8"?>
-<p:properties xmlns:p="http://schemas.microsoft.com/office/2006/metadata/properties" xmlns:xsi="http://www.w3.org/2001/XMLSchema-instance" xmlns:pc="http://schemas.microsoft.com/office/infopath/2007/PartnerControls">
-  <documentManagement>
-    <lcf76f155ced4ddcb4097134ff3c332f xmlns="de4dd4cd-b4a8-4208-ab00-137eb2055693">
-      <Terms xmlns="http://schemas.microsoft.com/office/infopath/2007/PartnerControls"/>
-    </lcf76f155ced4ddcb4097134ff3c332f>
-    <eb069caa381b48d0a7be9735364d9a94 xmlns="de4dd4cd-b4a8-4208-ab00-137eb2055693">
-      <Terms xmlns="http://schemas.microsoft.com/office/infopath/2007/PartnerControls"/>
-    </eb069caa381b48d0a7be9735364d9a94>
-    <TaxCatchAll xmlns="379a083f-24d6-4add-970e-7f45554ac387" xsi:nil="true"/>
-  </documentManagement>
-</p:properties>
-</file>
-
-<file path=customXml/item2.xml><?xml version="1.0" encoding="utf-8"?>
-<?mso-contentType ?>
-<FormTemplates xmlns="http://schemas.microsoft.com/sharepoint/v3/contenttype/forms">
-  <Display>DocumentLibraryForm</Display>
-  <Edit>DocumentLibraryForm</Edit>
-  <New>DocumentLibraryForm</New>
-</FormTemplates>
-</file>
-
-<file path=customXml/item3.xml><?xml version="1.0" encoding="utf-8"?>
 <ct:contentTypeSchema xmlns:ct="http://schemas.microsoft.com/office/2006/metadata/contentType" xmlns:ma="http://schemas.microsoft.com/office/2006/metadata/properties/metaAttributes" ct:_="" ma:_="" ma:contentTypeName="Document" ma:contentTypeID="0x01010020C962F77BDE9F4FB9B58CF3AE565F95" ma:contentTypeVersion="21" ma:contentTypeDescription="Een nieuw document maken." ma:contentTypeScope="" ma:versionID="1c4c9f2c3374538a6b65d753c09d7493">
   <xsd:schema xmlns:xsd="http://www.w3.org/2001/XMLSchema" xmlns:xs="http://www.w3.org/2001/XMLSchema" xmlns:p="http://schemas.microsoft.com/office/2006/metadata/properties" xmlns:ns2="de4dd4cd-b4a8-4208-ab00-137eb2055693" xmlns:ns3="379a083f-24d6-4add-970e-7f45554ac387" targetNamespace="http://schemas.microsoft.com/office/2006/metadata/properties" ma:root="true" ma:fieldsID="c544882c87bedafdf4ca10585c73f416" ns2:_="" ns3:_="">
     <xsd:import namespace="de4dd4cd-b4a8-4208-ab00-137eb2055693"/>
@@ -5279,27 +4953,31 @@
 </ct:contentTypeSchema>
 </file>
 
-<file path=customXml/itemProps1.xml><?xml version="1.0" encoding="utf-8"?>
-<ds:datastoreItem xmlns:ds="http://schemas.openxmlformats.org/officeDocument/2006/customXml" ds:itemID="{ED6220B1-6C6B-4DFA-BCC5-25D34F8FD777}">
-  <ds:schemaRefs>
-    <ds:schemaRef ds:uri="http://schemas.microsoft.com/office/2006/metadata/properties"/>
-    <ds:schemaRef ds:uri="http://schemas.microsoft.com/office/infopath/2007/PartnerControls"/>
-    <ds:schemaRef ds:uri="de4dd4cd-b4a8-4208-ab00-137eb2055693"/>
-    <ds:schemaRef ds:uri="379a083f-24d6-4add-970e-7f45554ac387"/>
-  </ds:schemaRefs>
-</ds:datastoreItem>
+<file path=customXml/item2.xml><?xml version="1.0" encoding="utf-8"?>
+<p:properties xmlns:p="http://schemas.microsoft.com/office/2006/metadata/properties" xmlns:xsi="http://www.w3.org/2001/XMLSchema-instance" xmlns:pc="http://schemas.microsoft.com/office/infopath/2007/PartnerControls">
+  <documentManagement>
+    <lcf76f155ced4ddcb4097134ff3c332f xmlns="de4dd4cd-b4a8-4208-ab00-137eb2055693">
+      <Terms xmlns="http://schemas.microsoft.com/office/infopath/2007/PartnerControls"/>
+    </lcf76f155ced4ddcb4097134ff3c332f>
+    <eb069caa381b48d0a7be9735364d9a94 xmlns="de4dd4cd-b4a8-4208-ab00-137eb2055693">
+      <Terms xmlns="http://schemas.microsoft.com/office/infopath/2007/PartnerControls"/>
+    </eb069caa381b48d0a7be9735364d9a94>
+    <TaxCatchAll xmlns="379a083f-24d6-4add-970e-7f45554ac387" xsi:nil="true"/>
+  </documentManagement>
+</p:properties>
 </file>
 
-<file path=customXml/itemProps2.xml><?xml version="1.0" encoding="utf-8"?>
-<ds:datastoreItem xmlns:ds="http://schemas.openxmlformats.org/officeDocument/2006/customXml" ds:itemID="{10954046-4268-4702-AB42-C0031FCF1A36}">
-  <ds:schemaRefs>
-    <ds:schemaRef ds:uri="http://schemas.microsoft.com/sharepoint/v3/contenttype/forms"/>
-  </ds:schemaRefs>
-</ds:datastoreItem>
+<file path=customXml/item3.xml><?xml version="1.0" encoding="utf-8"?>
+<?mso-contentType ?>
+<FormTemplates xmlns="http://schemas.microsoft.com/sharepoint/v3/contenttype/forms">
+  <Display>DocumentLibraryForm</Display>
+  <Edit>DocumentLibraryForm</Edit>
+  <New>DocumentLibraryForm</New>
+</FormTemplates>
 </file>
 
-<file path=customXml/itemProps3.xml><?xml version="1.0" encoding="utf-8"?>
-<ds:datastoreItem xmlns:ds="http://schemas.openxmlformats.org/officeDocument/2006/customXml" ds:itemID="{D7672DC0-8B5B-46E4-BF90-32A44A10E4DC}">
+<file path=customXml/itemProps1.xml><?xml version="1.0" encoding="utf-8"?>
+<ds:datastoreItem xmlns:ds="http://schemas.openxmlformats.org/officeDocument/2006/customXml" ds:itemID="{8C72F893-2213-4008-96C8-2B45281E5B21}">
   <ds:schemaRefs>
     <ds:schemaRef ds:uri="http://schemas.microsoft.com/office/2006/metadata/contentType"/>
     <ds:schemaRef ds:uri="http://schemas.microsoft.com/office/2006/metadata/properties/metaAttributes"/>
@@ -5315,4 +4993,23 @@
     <ds:schemaRef ds:uri="http://schemas.microsoft.com/internal/obd"/>
   </ds:schemaRefs>
 </ds:datastoreItem>
+</file>
+
+<file path=customXml/itemProps2.xml><?xml version="1.0" encoding="utf-8"?>
+<ds:datastoreItem xmlns:ds="http://schemas.openxmlformats.org/officeDocument/2006/customXml" ds:itemID="{ED6220B1-6C6B-4DFA-BCC5-25D34F8FD777}">
+  <ds:schemaRefs>
+    <ds:schemaRef ds:uri="http://schemas.microsoft.com/office/2006/metadata/properties"/>
+    <ds:schemaRef ds:uri="http://schemas.microsoft.com/office/infopath/2007/PartnerControls"/>
+    <ds:schemaRef ds:uri="de4dd4cd-b4a8-4208-ab00-137eb2055693"/>
+    <ds:schemaRef ds:uri="379a083f-24d6-4add-970e-7f45554ac387"/>
+  </ds:schemaRefs>
+</ds:datastoreItem>
+</file>
+
+<file path=customXml/itemProps3.xml><?xml version="1.0" encoding="utf-8"?>
+<ds:datastoreItem xmlns:ds="http://schemas.openxmlformats.org/officeDocument/2006/customXml" ds:itemID="{10954046-4268-4702-AB42-C0031FCF1A36}">
+  <ds:schemaRefs>
+    <ds:schemaRef ds:uri="http://schemas.microsoft.com/sharepoint/v3/contenttype/forms"/>
+  </ds:schemaRefs>
+</ds:datastoreItem>
 </file>